--- a/AurAudio.docx
+++ b/AurAudio.docx
@@ -254,7 +254,6 @@
         </w:rPr>
         <w:t xml:space="preserve"> </w:t>
       </w:r>
-      <w:proofErr w:type="gramStart"/>
       <w:r>
         <w:rPr>
           <w:sz w:val="28"/>
@@ -276,7 +275,6 @@
         </w:rPr>
         <w:t>МДК</w:t>
       </w:r>
-      <w:proofErr w:type="gramEnd"/>
       <w:r>
         <w:rPr>
           <w:sz w:val="28"/>
@@ -547,7 +545,6 @@
         <w:rPr>
           <w:sz w:val="28"/>
           <w:szCs w:val="28"/>
-          <w:lang w:val="en-US"/>
         </w:rPr>
       </w:pPr>
     </w:p>
@@ -644,6 +641,7 @@
     </w:p>
     <w:p>
       <w:pPr>
+        <w:ind w:firstLine="709"/>
         <w:rPr>
           <w:sz w:val="28"/>
         </w:rPr>
@@ -655,8 +653,6 @@
         </w:rPr>
         <w:t>Студия звукозаписи «</w:t>
       </w:r>
-      <w:proofErr w:type="spellStart"/>
-      <w:proofErr w:type="gramStart"/>
       <w:r>
         <w:rPr>
           <w:sz w:val="28"/>
@@ -665,7 +661,6 @@
         </w:rPr>
         <w:t>AurAudio</w:t>
       </w:r>
-      <w:proofErr w:type="spellEnd"/>
       <w:r>
         <w:rPr>
           <w:sz w:val="28"/>
@@ -678,25 +673,8 @@
           <w:sz w:val="28"/>
           <w:szCs w:val="28"/>
         </w:rPr>
-        <w:t>(</w:t>
-      </w:r>
-      <w:proofErr w:type="gramEnd"/>
-      <w:r>
-        <w:rPr>
-          <w:sz w:val="28"/>
-          <w:szCs w:val="28"/>
-        </w:rPr>
-        <w:t>далее СЗ «</w:t>
-      </w:r>
-      <w:proofErr w:type="spellStart"/>
-      <w:r>
-        <w:rPr>
-          <w:sz w:val="28"/>
-          <w:szCs w:val="28"/>
-        </w:rPr>
-        <w:t>Юзб</w:t>
-      </w:r>
-      <w:proofErr w:type="spellEnd"/>
+        <w:t>(далее СЗ «Юзб</w:t>
+      </w:r>
       <w:r>
         <w:rPr>
           <w:sz w:val="28"/>
@@ -728,55 +706,22 @@
     </w:p>
     <w:p>
       <w:pPr>
-        <w:rPr>
-          <w:sz w:val="28"/>
-        </w:rPr>
-      </w:pPr>
-      <w:r>
-        <w:rPr>
-          <w:sz w:val="28"/>
-        </w:rPr>
-        <w:t>Студия звукозаписи</w:t>
-      </w:r>
-      <w:r>
-        <w:rPr>
-          <w:sz w:val="28"/>
-        </w:rPr>
-        <w:t xml:space="preserve"> –</w:t>
-      </w:r>
-      <w:r>
-        <w:rPr>
-          <w:sz w:val="28"/>
-        </w:rPr>
-        <w:t xml:space="preserve"> это помещение с несколькими </w:t>
-      </w:r>
-      <w:proofErr w:type="spellStart"/>
-      <w:r>
-        <w:rPr>
-          <w:sz w:val="28"/>
-        </w:rPr>
-        <w:t>звукоизолированными</w:t>
-      </w:r>
-      <w:proofErr w:type="spellEnd"/>
-      <w:r>
-        <w:rPr>
-          <w:sz w:val="28"/>
-        </w:rPr>
-        <w:t xml:space="preserve"> комнатами, вместе с которыми обустроена одна или несколько кабинок для звукорежиссера со специальным оборудованием. На студии ведется контроль и корректировка процесса звукозаписи. Студия звукозаписи может быть арендована с услугами звукорежиссера или без него, а время аренды </w:t>
-      </w:r>
-      <w:proofErr w:type="gramStart"/>
-      <w:r>
-        <w:rPr>
-          <w:sz w:val="28"/>
-        </w:rPr>
-        <w:t>может быть</w:t>
-      </w:r>
-      <w:proofErr w:type="gramEnd"/>
-      <w:r>
-        <w:rPr>
-          <w:sz w:val="28"/>
-        </w:rPr>
-        <w:t xml:space="preserve"> как почасов</w:t>
+        <w:ind w:firstLine="709"/>
+        <w:rPr>
+          <w:sz w:val="28"/>
+        </w:rPr>
+      </w:pPr>
+      <w:r>
+        <w:rPr>
+          <w:sz w:val="28"/>
+        </w:rPr>
+        <w:t>Студия звукозаписи –</w:t>
+      </w:r>
+      <w:r>
+        <w:rPr>
+          <w:sz w:val="28"/>
+        </w:rPr>
+        <w:t xml:space="preserve"> это помещение с несколькими звукоизолированными комнатами, вместе с которыми обустроена одна или несколько кабинок для звукорежиссера со специальным оборудованием. На студии ведется контроль и корректировка процесса звукозаписи. Студия звукозаписи может быть арендована с услугами звукорежиссера или без него, а время аренды может быть как почасов</w:t>
       </w:r>
       <w:r>
         <w:rPr>
@@ -800,16 +745,8 @@
         <w:rPr>
           <w:sz w:val="28"/>
         </w:rPr>
-        <w:t xml:space="preserve">. От идеи до конечного произведения, записанного на носитель, песня проходит через запись, обработку, микширование, </w:t>
-      </w:r>
-      <w:proofErr w:type="spellStart"/>
-      <w:r>
-        <w:rPr>
-          <w:sz w:val="28"/>
-        </w:rPr>
-        <w:t>мастеринг</w:t>
-      </w:r>
-      <w:proofErr w:type="spellEnd"/>
+        <w:t>. От идеи до конечного произведения, записанного на носитель, песня проходит через запись, обработку, микширование, мастеринг</w:t>
+      </w:r>
       <w:r>
         <w:rPr>
           <w:sz w:val="28"/>
@@ -819,11 +756,34 @@
     </w:p>
     <w:p>
       <w:pPr>
-        <w:rPr>
-          <w:sz w:val="28"/>
-          <w:szCs w:val="28"/>
-        </w:rPr>
-      </w:pPr>
+        <w:ind w:firstLine="709"/>
+        <w:rPr>
+          <w:sz w:val="28"/>
+          <w:szCs w:val="28"/>
+        </w:rPr>
+      </w:pPr>
+      <w:r>
+        <w:rPr>
+          <w:sz w:val="28"/>
+          <w:szCs w:val="28"/>
+        </w:rPr>
+        <w:t>Доступ к функциональным возможностям предоставляется посредством авторизации роли пользователя. Доступные роли в СК «</w:t>
+      </w:r>
+      <w:r>
+        <w:rPr>
+          <w:sz w:val="28"/>
+          <w:szCs w:val="28"/>
+          <w:lang w:val="en-US"/>
+        </w:rPr>
+        <w:t>AurAudio</w:t>
+      </w:r>
+      <w:r>
+        <w:rPr>
+          <w:sz w:val="28"/>
+          <w:szCs w:val="28"/>
+        </w:rPr>
+        <w:t>»: администратор, звукоинженер, продюсер, исполнитель</w:t>
+      </w:r>
     </w:p>
     <w:p>
       <w:pPr>
@@ -832,58 +792,15 @@
           <w:szCs w:val="28"/>
         </w:rPr>
       </w:pPr>
-      <w:r>
-        <w:rPr>
-          <w:sz w:val="28"/>
-          <w:szCs w:val="28"/>
-        </w:rPr>
-        <w:t>Доступ к функциональн</w:t>
-      </w:r>
-      <w:r>
-        <w:rPr>
-          <w:sz w:val="28"/>
-          <w:szCs w:val="28"/>
-        </w:rPr>
-        <w:t>ы</w:t>
-      </w:r>
-      <w:r>
-        <w:rPr>
-          <w:sz w:val="28"/>
-          <w:szCs w:val="28"/>
-        </w:rPr>
-        <w:t>м возможностям предоставляется посредством авторизации роли пользователя. Доступные роли в СК «</w:t>
-      </w:r>
-      <w:proofErr w:type="spellStart"/>
-      <w:r>
-        <w:rPr>
-          <w:sz w:val="28"/>
-          <w:szCs w:val="28"/>
-          <w:lang w:val="en-US"/>
-        </w:rPr>
-        <w:t>AurAudio</w:t>
-      </w:r>
-      <w:proofErr w:type="spellEnd"/>
-      <w:r>
-        <w:rPr>
-          <w:sz w:val="28"/>
-          <w:szCs w:val="28"/>
-        </w:rPr>
-        <w:t>»: администратор, звукоинженер, продюсер, исполнитель</w:t>
-      </w:r>
     </w:p>
     <w:p>
       <w:pPr>
-        <w:rPr>
-          <w:sz w:val="28"/>
-          <w:szCs w:val="28"/>
-        </w:rPr>
-      </w:pPr>
-    </w:p>
-    <w:p>
-      <w:pPr>
         <w:jc w:val="center"/>
       </w:pPr>
       <w:r>
+        <w:rPr>
+          <w:noProof/>
+        </w:rPr>
         <w:drawing>
           <wp:inline distT="0" distB="0" distL="0" distR="0" wp14:anchorId="7A84F3C1" wp14:editId="66C89540">
             <wp:extent cx="3947160" cy="1877308"/>
@@ -922,26 +839,771 @@
       </w:r>
     </w:p>
     <w:p>
+      <w:pPr>
+        <w:jc w:val="center"/>
+      </w:pPr>
+      <w:r>
+        <w:t>Рисунок 1 – Существующие роли в ИС</w:t>
+      </w:r>
+    </w:p>
+    <w:p>
+      <w:pPr>
+        <w:jc w:val="center"/>
+      </w:pPr>
+    </w:p>
+    <w:p>
       <w:r>
         <w:t>СК «</w:t>
       </w:r>
-      <w:proofErr w:type="spellStart"/>
       <w:r>
         <w:rPr>
           <w:lang w:val="en-US"/>
         </w:rPr>
         <w:t>AurAudio</w:t>
       </w:r>
-      <w:proofErr w:type="spellEnd"/>
       <w:r>
         <w:t>» обладает следующими функциональными возможностями:</w:t>
       </w:r>
-      <w:bookmarkStart w:id="0" w:name="_GoBack"/>
-      <w:bookmarkEnd w:id="0"/>
     </w:p>
+    <w:p/>
+    <w:p>
+      <w:r>
+        <w:drawing>
+          <wp:inline distT="0" distB="0" distL="0" distR="0" wp14:anchorId="5FD9A055" wp14:editId="541CD965">
+            <wp:extent cx="6299835" cy="2239645"/>
+            <wp:effectExtent l="0" t="0" r="5715" b="8255"/>
+            <wp:docPr id="5" name="Рисунок 5"/>
+            <wp:cNvGraphicFramePr>
+              <a:graphicFrameLocks xmlns:a="http://schemas.openxmlformats.org/drawingml/2006/main" noChangeAspect="1"/>
+            </wp:cNvGraphicFramePr>
+            <a:graphic xmlns:a="http://schemas.openxmlformats.org/drawingml/2006/main">
+              <a:graphicData uri="http://schemas.openxmlformats.org/drawingml/2006/picture">
+                <pic:pic xmlns:pic="http://schemas.openxmlformats.org/drawingml/2006/picture">
+                  <pic:nvPicPr>
+                    <pic:cNvPr id="1" name=""/>
+                    <pic:cNvPicPr/>
+                  </pic:nvPicPr>
+                  <pic:blipFill>
+                    <a:blip r:embed="rId11"/>
+                    <a:stretch>
+                      <a:fillRect/>
+                    </a:stretch>
+                  </pic:blipFill>
+                  <pic:spPr>
+                    <a:xfrm>
+                      <a:off x="0" y="0"/>
+                      <a:ext cx="6299835" cy="2239645"/>
+                    </a:xfrm>
+                    <a:prstGeom prst="rect">
+                      <a:avLst/>
+                    </a:prstGeom>
+                  </pic:spPr>
+                </pic:pic>
+              </a:graphicData>
+            </a:graphic>
+          </wp:inline>
+        </w:drawing>
+      </w:r>
+    </w:p>
+    <w:p/>
+    <w:p>
+      <w:pPr>
+        <w:jc w:val="center"/>
+      </w:pPr>
+      <w:r>
+        <w:t>Рисунок 2 – Функциональные возможности ИС</w:t>
+      </w:r>
+    </w:p>
+    <w:p>
+      <w:pPr>
+        <w:jc w:val="center"/>
+      </w:pPr>
+    </w:p>
+    <w:p>
+      <w:r>
+        <w:t xml:space="preserve">Таблица 1 </w:t>
+      </w:r>
+      <w:r>
+        <w:t>–</w:t>
+      </w:r>
+      <w:r>
+        <w:t xml:space="preserve"> </w:t>
+      </w:r>
+      <w:r>
+        <w:t>Описание работы подразделений</w:t>
+      </w:r>
+    </w:p>
+    <w:tbl>
+      <w:tblPr>
+        <w:tblStyle w:val="a8"/>
+        <w:tblW w:w="10490" w:type="dxa"/>
+        <w:tblInd w:w="-289" w:type="dxa"/>
+        <w:tblLook w:val="04A0" w:firstRow="1" w:lastRow="0" w:firstColumn="1" w:lastColumn="0" w:noHBand="0" w:noVBand="1"/>
+      </w:tblPr>
+      <w:tblGrid>
+        <w:gridCol w:w="2271"/>
+        <w:gridCol w:w="1982"/>
+        <w:gridCol w:w="1982"/>
+        <w:gridCol w:w="1982"/>
+        <w:gridCol w:w="2273"/>
+      </w:tblGrid>
+      <w:tr>
+        <w:tc>
+          <w:tcPr>
+            <w:tcW w:w="2271" w:type="dxa"/>
+            <w:tcBorders>
+              <w:left w:val="nil"/>
+              <w:bottom w:val="single" w:sz="4" w:space="0" w:color="auto"/>
+            </w:tcBorders>
+          </w:tcPr>
+          <w:p>
+            <w:r>
+              <w:t>Подсистема №</w:t>
+            </w:r>
+          </w:p>
+        </w:tc>
+        <w:tc>
+          <w:tcPr>
+            <w:tcW w:w="1982" w:type="dxa"/>
+          </w:tcPr>
+          <w:p>
+            <w:r>
+              <w:t>Описание работы</w:t>
+            </w:r>
+          </w:p>
+        </w:tc>
+        <w:tc>
+          <w:tcPr>
+            <w:tcW w:w="1982" w:type="dxa"/>
+          </w:tcPr>
+          <w:p>
+            <w:r>
+              <w:t>Функции</w:t>
+            </w:r>
+          </w:p>
+        </w:tc>
+        <w:tc>
+          <w:tcPr>
+            <w:tcW w:w="1982" w:type="dxa"/>
+          </w:tcPr>
+          <w:p>
+            <w:r>
+              <w:t>Входная и выходная информация</w:t>
+            </w:r>
+          </w:p>
+        </w:tc>
+        <w:tc>
+          <w:tcPr>
+            <w:tcW w:w="2273" w:type="dxa"/>
+            <w:tcBorders>
+              <w:bottom w:val="single" w:sz="4" w:space="0" w:color="auto"/>
+              <w:right w:val="nil"/>
+            </w:tcBorders>
+          </w:tcPr>
+          <w:p>
+            <w:r>
+              <w:t>Доступность(роли)</w:t>
+            </w:r>
+          </w:p>
+        </w:tc>
+      </w:tr>
+      <w:tr>
+        <w:tc>
+          <w:tcPr>
+            <w:tcW w:w="2271" w:type="dxa"/>
+            <w:tcBorders>
+              <w:left w:val="nil"/>
+              <w:right w:val="nil"/>
+            </w:tcBorders>
+          </w:tcPr>
+          <w:p>
+            <w:r>
+              <w:t>1</w:t>
+            </w:r>
+          </w:p>
+        </w:tc>
+        <w:tc>
+          <w:tcPr>
+            <w:tcW w:w="1982" w:type="dxa"/>
+            <w:tcBorders>
+              <w:left w:val="nil"/>
+            </w:tcBorders>
+          </w:tcPr>
+          <w:p>
+            <w:r>
+              <w:t>2</w:t>
+            </w:r>
+          </w:p>
+        </w:tc>
+        <w:tc>
+          <w:tcPr>
+            <w:tcW w:w="1982" w:type="dxa"/>
+          </w:tcPr>
+          <w:p>
+            <w:r>
+              <w:t>3</w:t>
+            </w:r>
+          </w:p>
+        </w:tc>
+        <w:tc>
+          <w:tcPr>
+            <w:tcW w:w="1982" w:type="dxa"/>
+          </w:tcPr>
+          <w:p>
+            <w:r>
+              <w:t>4</w:t>
+            </w:r>
+          </w:p>
+        </w:tc>
+        <w:tc>
+          <w:tcPr>
+            <w:tcW w:w="2273" w:type="dxa"/>
+            <w:tcBorders>
+              <w:top w:val="single" w:sz="4" w:space="0" w:color="auto"/>
+              <w:right w:val="nil"/>
+            </w:tcBorders>
+          </w:tcPr>
+          <w:p>
+            <w:r>
+              <w:t>5</w:t>
+            </w:r>
+          </w:p>
+        </w:tc>
+      </w:tr>
+    </w:tbl>
+    <w:p>
+      <w:r>
+        <w:lastRenderedPageBreak/>
+        <w:t xml:space="preserve">Продолжение Таблицы 1 </w:t>
+      </w:r>
+    </w:p>
+    <w:tbl>
+      <w:tblPr>
+        <w:tblStyle w:val="a8"/>
+        <w:tblW w:w="10490" w:type="dxa"/>
+        <w:tblInd w:w="-284" w:type="dxa"/>
+        <w:tblLook w:val="04A0" w:firstRow="1" w:lastRow="0" w:firstColumn="1" w:lastColumn="0" w:noHBand="0" w:noVBand="1"/>
+      </w:tblPr>
+      <w:tblGrid>
+        <w:gridCol w:w="2266"/>
+        <w:gridCol w:w="1982"/>
+        <w:gridCol w:w="1982"/>
+        <w:gridCol w:w="1982"/>
+        <w:gridCol w:w="2278"/>
+      </w:tblGrid>
+      <w:tr>
+        <w:tc>
+          <w:tcPr>
+            <w:tcW w:w="2266" w:type="dxa"/>
+            <w:tcBorders>
+              <w:left w:val="nil"/>
+            </w:tcBorders>
+          </w:tcPr>
+          <w:p>
+            <w:pPr>
+              <w:jc w:val="center"/>
+            </w:pPr>
+            <w:r>
+              <w:t>1</w:t>
+            </w:r>
+          </w:p>
+        </w:tc>
+        <w:tc>
+          <w:tcPr>
+            <w:tcW w:w="1982" w:type="dxa"/>
+          </w:tcPr>
+          <w:p>
+            <w:pPr>
+              <w:jc w:val="center"/>
+            </w:pPr>
+            <w:r>
+              <w:t>2</w:t>
+            </w:r>
+          </w:p>
+        </w:tc>
+        <w:tc>
+          <w:tcPr>
+            <w:tcW w:w="1982" w:type="dxa"/>
+          </w:tcPr>
+          <w:p>
+            <w:pPr>
+              <w:jc w:val="center"/>
+            </w:pPr>
+            <w:r>
+              <w:t>3</w:t>
+            </w:r>
+          </w:p>
+        </w:tc>
+        <w:tc>
+          <w:tcPr>
+            <w:tcW w:w="1982" w:type="dxa"/>
+          </w:tcPr>
+          <w:p>
+            <w:pPr>
+              <w:jc w:val="center"/>
+            </w:pPr>
+            <w:r>
+              <w:t>4</w:t>
+            </w:r>
+          </w:p>
+        </w:tc>
+        <w:tc>
+          <w:tcPr>
+            <w:tcW w:w="2278" w:type="dxa"/>
+            <w:tcBorders>
+              <w:right w:val="nil"/>
+            </w:tcBorders>
+          </w:tcPr>
+          <w:p>
+            <w:pPr>
+              <w:jc w:val="center"/>
+            </w:pPr>
+            <w:r>
+              <w:t>5</w:t>
+            </w:r>
+          </w:p>
+        </w:tc>
+      </w:tr>
+      <w:tr>
+        <w:tc>
+          <w:tcPr>
+            <w:tcW w:w="2266" w:type="dxa"/>
+            <w:tcBorders>
+              <w:left w:val="nil"/>
+            </w:tcBorders>
+          </w:tcPr>
+          <w:p>
+            <w:pPr>
+              <w:jc w:val="center"/>
+            </w:pPr>
+            <w:r>
+              <w:t>Авторизация</w:t>
+            </w:r>
+          </w:p>
+        </w:tc>
+        <w:tc>
+          <w:tcPr>
+            <w:tcW w:w="1982" w:type="dxa"/>
+          </w:tcPr>
+          <w:p>
+            <w:pPr>
+              <w:jc w:val="center"/>
+            </w:pPr>
+            <w:r>
+              <w:t>Авторизация пользователя в систему под определенной ролью</w:t>
+            </w:r>
+          </w:p>
+        </w:tc>
+        <w:tc>
+          <w:tcPr>
+            <w:tcW w:w="1982" w:type="dxa"/>
+          </w:tcPr>
+          <w:p>
+            <w:pPr>
+              <w:jc w:val="center"/>
+            </w:pPr>
+            <w:r>
+              <w:t>1.</w:t>
+            </w:r>
+            <w:r>
+              <w:t>Выбор роли</w:t>
+            </w:r>
+          </w:p>
+          <w:p>
+            <w:pPr>
+              <w:jc w:val="center"/>
+            </w:pPr>
+            <w:r>
+              <w:t>2</w:t>
+            </w:r>
+            <w:r>
+              <w:t xml:space="preserve">.Ввод </w:t>
+            </w:r>
+            <w:r>
+              <w:rPr>
+                <w:lang w:val="en-US"/>
+              </w:rPr>
+              <w:t>user</w:t>
+            </w:r>
+            <w:r>
+              <w:t>-</w:t>
+            </w:r>
+            <w:r>
+              <w:rPr>
+                <w:lang w:val="en-US"/>
+              </w:rPr>
+              <w:t>name</w:t>
+            </w:r>
+          </w:p>
+          <w:p>
+            <w:pPr>
+              <w:jc w:val="center"/>
+            </w:pPr>
+            <w:r>
+              <w:t>3</w:t>
+            </w:r>
+            <w:r>
+              <w:t>.Ввод пароля</w:t>
+            </w:r>
+          </w:p>
+          <w:p>
+            <w:pPr>
+              <w:jc w:val="center"/>
+            </w:pPr>
+            <w:r>
+              <w:rPr>
+                <w:lang w:val="en-US"/>
+              </w:rPr>
+              <w:t>4.</w:t>
+            </w:r>
+            <w:r>
+              <w:t>Вход в систему</w:t>
+            </w:r>
+          </w:p>
+        </w:tc>
+        <w:tc>
+          <w:tcPr>
+            <w:tcW w:w="1982" w:type="dxa"/>
+          </w:tcPr>
+          <w:p>
+            <w:r>
+              <w:t>Входная информация:</w:t>
+            </w:r>
+          </w:p>
+          <w:p>
+            <w:r>
+              <w:t>1.</w:t>
+            </w:r>
+            <w:r>
+              <w:rPr>
+                <w:lang w:val="en-US"/>
+              </w:rPr>
+              <w:t>user</w:t>
+            </w:r>
+            <w:r>
+              <w:t>-</w:t>
+            </w:r>
+            <w:r>
+              <w:rPr>
+                <w:lang w:val="en-US"/>
+              </w:rPr>
+              <w:t>name</w:t>
+            </w:r>
+          </w:p>
+          <w:p>
+            <w:r>
+              <w:t>2.</w:t>
+            </w:r>
+            <w:r>
+              <w:t>пароль</w:t>
+            </w:r>
+          </w:p>
+          <w:p>
+            <w:r>
+              <w:t>3.роль</w:t>
+            </w:r>
+          </w:p>
+        </w:tc>
+        <w:tc>
+          <w:tcPr>
+            <w:tcW w:w="2278" w:type="dxa"/>
+            <w:tcBorders>
+              <w:right w:val="nil"/>
+            </w:tcBorders>
+          </w:tcPr>
+          <w:p>
+            <w:pPr>
+              <w:jc w:val="center"/>
+            </w:pPr>
+          </w:p>
+        </w:tc>
+      </w:tr>
+      <w:tr>
+        <w:tc>
+          <w:tcPr>
+            <w:tcW w:w="2266" w:type="dxa"/>
+            <w:tcBorders>
+              <w:left w:val="nil"/>
+            </w:tcBorders>
+          </w:tcPr>
+          <w:p>
+            <w:r>
+              <w:t>Система отзывов</w:t>
+            </w:r>
+          </w:p>
+        </w:tc>
+        <w:tc>
+          <w:tcPr>
+            <w:tcW w:w="1982" w:type="dxa"/>
+          </w:tcPr>
+          <w:p>
+            <w:r>
+              <w:t>Исполнитель может оставить отзыв о работе студии</w:t>
+            </w:r>
+            <w:r>
+              <w:t>, а продюсер или звукоинженер – о работе с исполнителем</w:t>
+            </w:r>
+          </w:p>
+        </w:tc>
+        <w:tc>
+          <w:tcPr>
+            <w:tcW w:w="1982" w:type="dxa"/>
+          </w:tcPr>
+          <w:p>
+            <w:r>
+              <w:t>1.Отправление отзывов</w:t>
+            </w:r>
+          </w:p>
+          <w:p>
+            <w:r>
+              <w:t>2.Выставление оценки</w:t>
+            </w:r>
+          </w:p>
+        </w:tc>
+        <w:tc>
+          <w:tcPr>
+            <w:tcW w:w="1982" w:type="dxa"/>
+          </w:tcPr>
+          <w:p>
+            <w:r>
+              <w:t>Входная информация:</w:t>
+            </w:r>
+          </w:p>
+          <w:p>
+            <w:r>
+              <w:t>1.Отзыв</w:t>
+            </w:r>
+            <w:r>
+              <w:t>(текст)</w:t>
+            </w:r>
+          </w:p>
+          <w:p>
+            <w:r>
+              <w:t>2.Оценка(0-5)</w:t>
+            </w:r>
+          </w:p>
+          <w:p>
+            <w:r>
+              <w:t>Выходная информация:</w:t>
+            </w:r>
+          </w:p>
+          <w:p>
+            <w:r>
+              <w:t>1.В профиле пользователей хранятся отзывы о них</w:t>
+            </w:r>
+          </w:p>
+        </w:tc>
+        <w:tc>
+          <w:tcPr>
+            <w:tcW w:w="2278" w:type="dxa"/>
+            <w:tcBorders>
+              <w:right w:val="nil"/>
+            </w:tcBorders>
+          </w:tcPr>
+          <w:p>
+            <w:r>
+              <w:t>Все</w:t>
+            </w:r>
+          </w:p>
+        </w:tc>
+      </w:tr>
+      <w:tr>
+        <w:tc>
+          <w:tcPr>
+            <w:tcW w:w="2266" w:type="dxa"/>
+            <w:tcBorders>
+              <w:left w:val="nil"/>
+            </w:tcBorders>
+          </w:tcPr>
+          <w:p>
+            <w:r>
+              <w:t>Поиск исполнителя</w:t>
+            </w:r>
+          </w:p>
+        </w:tc>
+        <w:tc>
+          <w:tcPr>
+            <w:tcW w:w="1982" w:type="dxa"/>
+          </w:tcPr>
+          <w:p>
+            <w:r>
+              <w:t>Продюсер может найти подходящего исполнителя по его профилю(отзывы, жанр)</w:t>
+            </w:r>
+          </w:p>
+        </w:tc>
+        <w:tc>
+          <w:tcPr>
+            <w:tcW w:w="1982" w:type="dxa"/>
+          </w:tcPr>
+          <w:p>
+            <w:r>
+              <w:t>1.</w:t>
+            </w:r>
+            <w:r>
+              <w:t>Поиск по жанру</w:t>
+            </w:r>
+            <w:r>
+              <w:t xml:space="preserve"> или опыту </w:t>
+            </w:r>
+          </w:p>
+          <w:p>
+            <w:r>
+              <w:t>2.Свободный поиск в списке зарегистрированных</w:t>
+            </w:r>
+          </w:p>
+        </w:tc>
+        <w:tc>
+          <w:tcPr>
+            <w:tcW w:w="1982" w:type="dxa"/>
+          </w:tcPr>
+          <w:p>
+            <w:r>
+              <w:t>Входная информация:</w:t>
+            </w:r>
+          </w:p>
+          <w:p>
+            <w:r>
+              <w:t>1. Жанр</w:t>
+            </w:r>
+          </w:p>
+          <w:p>
+            <w:r>
+              <w:t>2. Опыт(лет)</w:t>
+            </w:r>
+          </w:p>
+          <w:p>
+            <w:r>
+              <w:t>Выходная информация:</w:t>
+            </w:r>
+          </w:p>
+          <w:p>
+            <w:r>
+              <w:t>1.Список подходящих исполнителей</w:t>
+            </w:r>
+          </w:p>
+          <w:p/>
+        </w:tc>
+        <w:tc>
+          <w:tcPr>
+            <w:tcW w:w="2278" w:type="dxa"/>
+            <w:tcBorders>
+              <w:right w:val="nil"/>
+            </w:tcBorders>
+          </w:tcPr>
+          <w:p>
+            <w:r>
+              <w:t>1.Продюсер</w:t>
+            </w:r>
+          </w:p>
+          <w:p/>
+        </w:tc>
+      </w:tr>
+      <w:tr>
+        <w:tc>
+          <w:tcPr>
+            <w:tcW w:w="2266" w:type="dxa"/>
+            <w:tcBorders>
+              <w:left w:val="nil"/>
+            </w:tcBorders>
+          </w:tcPr>
+          <w:p>
+            <w:r>
+              <w:t>Одобрение заявок</w:t>
+            </w:r>
+          </w:p>
+        </w:tc>
+        <w:tc>
+          <w:tcPr>
+            <w:tcW w:w="1982" w:type="dxa"/>
+          </w:tcPr>
+          <w:p>
+            <w:r>
+              <w:t xml:space="preserve">Звукоинженер, управляющий студией, может одобрить или отклонить бронирование студии для записи </w:t>
+            </w:r>
+          </w:p>
+        </w:tc>
+        <w:tc>
+          <w:tcPr>
+            <w:tcW w:w="1982" w:type="dxa"/>
+          </w:tcPr>
+          <w:p>
+            <w:r>
+              <w:t>1.Одобрение заявки</w:t>
+            </w:r>
+          </w:p>
+          <w:p>
+            <w:r>
+              <w:t>2.Отклонение заявки</w:t>
+            </w:r>
+          </w:p>
+          <w:p>
+            <w:r>
+              <w:t>3.Перенос записи</w:t>
+            </w:r>
+          </w:p>
+        </w:tc>
+        <w:tc>
+          <w:tcPr>
+            <w:tcW w:w="1982" w:type="dxa"/>
+          </w:tcPr>
+          <w:p>
+            <w:bookmarkStart w:id="0" w:name="_GoBack"/>
+            <w:bookmarkEnd w:id="0"/>
+          </w:p>
+        </w:tc>
+        <w:tc>
+          <w:tcPr>
+            <w:tcW w:w="2278" w:type="dxa"/>
+            <w:tcBorders>
+              <w:right w:val="nil"/>
+            </w:tcBorders>
+          </w:tcPr>
+          <w:p/>
+        </w:tc>
+      </w:tr>
+      <w:tr>
+        <w:tc>
+          <w:tcPr>
+            <w:tcW w:w="2266" w:type="dxa"/>
+            <w:tcBorders>
+              <w:left w:val="nil"/>
+            </w:tcBorders>
+          </w:tcPr>
+          <w:p/>
+        </w:tc>
+        <w:tc>
+          <w:tcPr>
+            <w:tcW w:w="1982" w:type="dxa"/>
+          </w:tcPr>
+          <w:p/>
+        </w:tc>
+        <w:tc>
+          <w:tcPr>
+            <w:tcW w:w="1982" w:type="dxa"/>
+          </w:tcPr>
+          <w:p/>
+        </w:tc>
+        <w:tc>
+          <w:tcPr>
+            <w:tcW w:w="1982" w:type="dxa"/>
+          </w:tcPr>
+          <w:p/>
+        </w:tc>
+        <w:tc>
+          <w:tcPr>
+            <w:tcW w:w="2278" w:type="dxa"/>
+            <w:tcBorders>
+              <w:right w:val="nil"/>
+            </w:tcBorders>
+          </w:tcPr>
+          <w:p/>
+        </w:tc>
+      </w:tr>
+    </w:tbl>
+    <w:p/>
     <w:sectPr>
-      <w:headerReference w:type="default" r:id="rId11"/>
-      <w:footerReference w:type="default" r:id="rId12"/>
+      <w:headerReference w:type="default" r:id="rId12"/>
+      <w:footerReference w:type="default" r:id="rId13"/>
       <w:pgSz w:w="11906" w:h="16838" w:code="9"/>
       <w:pgMar w:top="851" w:right="567" w:bottom="1701" w:left="1418" w:header="0" w:footer="0" w:gutter="0"/>
       <w:cols w:space="720"/>
@@ -1301,7 +1963,7 @@
                                   <w:noProof/>
                                   <w:sz w:val="22"/>
                                 </w:rPr>
-                                <w:t>2</w:t>
+                                <w:t>3</w:t>
                               </w:r>
                               <w:r>
                                 <w:rPr>
@@ -1425,7 +2087,7 @@
                             <w:noProof/>
                             <w:sz w:val="22"/>
                           </w:rPr>
-                          <w:t>2</w:t>
+                          <w:t>3</w:t>
                         </w:r>
                         <w:r>
                           <w:rPr>
@@ -1617,6 +2279,95 @@
     </w:lvl>
   </w:abstractNum>
   <w:abstractNum w:abstractNumId="2" w15:restartNumberingAfterBreak="0">
+    <w:nsid w:val="18AE07FE"/>
+    <w:multiLevelType w:val="hybridMultilevel"/>
+    <w:tmpl w:val="70886E04"/>
+    <w:lvl w:ilvl="0" w:tplc="0419000F">
+      <w:start w:val="1"/>
+      <w:numFmt w:val="decimal"/>
+      <w:lvlText w:val="%1."/>
+      <w:lvlJc w:val="left"/>
+      <w:pPr>
+        <w:ind w:left="720" w:hanging="360"/>
+      </w:pPr>
+      <w:rPr>
+        <w:rFonts w:hint="default"/>
+      </w:rPr>
+    </w:lvl>
+    <w:lvl w:ilvl="1" w:tplc="04190019" w:tentative="1">
+      <w:start w:val="1"/>
+      <w:numFmt w:val="lowerLetter"/>
+      <w:lvlText w:val="%2."/>
+      <w:lvlJc w:val="left"/>
+      <w:pPr>
+        <w:ind w:left="1440" w:hanging="360"/>
+      </w:pPr>
+    </w:lvl>
+    <w:lvl w:ilvl="2" w:tplc="0419001B" w:tentative="1">
+      <w:start w:val="1"/>
+      <w:numFmt w:val="lowerRoman"/>
+      <w:lvlText w:val="%3."/>
+      <w:lvlJc w:val="right"/>
+      <w:pPr>
+        <w:ind w:left="2160" w:hanging="180"/>
+      </w:pPr>
+    </w:lvl>
+    <w:lvl w:ilvl="3" w:tplc="0419000F" w:tentative="1">
+      <w:start w:val="1"/>
+      <w:numFmt w:val="decimal"/>
+      <w:lvlText w:val="%4."/>
+      <w:lvlJc w:val="left"/>
+      <w:pPr>
+        <w:ind w:left="2880" w:hanging="360"/>
+      </w:pPr>
+    </w:lvl>
+    <w:lvl w:ilvl="4" w:tplc="04190019" w:tentative="1">
+      <w:start w:val="1"/>
+      <w:numFmt w:val="lowerLetter"/>
+      <w:lvlText w:val="%5."/>
+      <w:lvlJc w:val="left"/>
+      <w:pPr>
+        <w:ind w:left="3600" w:hanging="360"/>
+      </w:pPr>
+    </w:lvl>
+    <w:lvl w:ilvl="5" w:tplc="0419001B" w:tentative="1">
+      <w:start w:val="1"/>
+      <w:numFmt w:val="lowerRoman"/>
+      <w:lvlText w:val="%6."/>
+      <w:lvlJc w:val="right"/>
+      <w:pPr>
+        <w:ind w:left="4320" w:hanging="180"/>
+      </w:pPr>
+    </w:lvl>
+    <w:lvl w:ilvl="6" w:tplc="0419000F" w:tentative="1">
+      <w:start w:val="1"/>
+      <w:numFmt w:val="decimal"/>
+      <w:lvlText w:val="%7."/>
+      <w:lvlJc w:val="left"/>
+      <w:pPr>
+        <w:ind w:left="5040" w:hanging="360"/>
+      </w:pPr>
+    </w:lvl>
+    <w:lvl w:ilvl="7" w:tplc="04190019" w:tentative="1">
+      <w:start w:val="1"/>
+      <w:numFmt w:val="lowerLetter"/>
+      <w:lvlText w:val="%8."/>
+      <w:lvlJc w:val="left"/>
+      <w:pPr>
+        <w:ind w:left="5760" w:hanging="360"/>
+      </w:pPr>
+    </w:lvl>
+    <w:lvl w:ilvl="8" w:tplc="0419001B" w:tentative="1">
+      <w:start w:val="1"/>
+      <w:numFmt w:val="lowerRoman"/>
+      <w:lvlText w:val="%9."/>
+      <w:lvlJc w:val="right"/>
+      <w:pPr>
+        <w:ind w:left="6480" w:hanging="180"/>
+      </w:pPr>
+    </w:lvl>
+  </w:abstractNum>
+  <w:abstractNum w:abstractNumId="3" w15:restartNumberingAfterBreak="0">
     <w:nsid w:val="1D8B238C"/>
     <w:multiLevelType w:val="multilevel"/>
     <w:tmpl w:val="7736BE72"/>
@@ -1757,7 +2508,96 @@
       </w:rPr>
     </w:lvl>
   </w:abstractNum>
-  <w:abstractNum w:abstractNumId="3" w15:restartNumberingAfterBreak="0">
+  <w:abstractNum w:abstractNumId="4" w15:restartNumberingAfterBreak="0">
+    <w:nsid w:val="1DDD68EB"/>
+    <w:multiLevelType w:val="hybridMultilevel"/>
+    <w:tmpl w:val="DC8A5914"/>
+    <w:lvl w:ilvl="0" w:tplc="0419000F">
+      <w:start w:val="1"/>
+      <w:numFmt w:val="decimal"/>
+      <w:lvlText w:val="%1."/>
+      <w:lvlJc w:val="left"/>
+      <w:pPr>
+        <w:ind w:left="720" w:hanging="360"/>
+      </w:pPr>
+      <w:rPr>
+        <w:rFonts w:hint="default"/>
+      </w:rPr>
+    </w:lvl>
+    <w:lvl w:ilvl="1" w:tplc="04190019" w:tentative="1">
+      <w:start w:val="1"/>
+      <w:numFmt w:val="lowerLetter"/>
+      <w:lvlText w:val="%2."/>
+      <w:lvlJc w:val="left"/>
+      <w:pPr>
+        <w:ind w:left="1440" w:hanging="360"/>
+      </w:pPr>
+    </w:lvl>
+    <w:lvl w:ilvl="2" w:tplc="0419001B" w:tentative="1">
+      <w:start w:val="1"/>
+      <w:numFmt w:val="lowerRoman"/>
+      <w:lvlText w:val="%3."/>
+      <w:lvlJc w:val="right"/>
+      <w:pPr>
+        <w:ind w:left="2160" w:hanging="180"/>
+      </w:pPr>
+    </w:lvl>
+    <w:lvl w:ilvl="3" w:tplc="0419000F" w:tentative="1">
+      <w:start w:val="1"/>
+      <w:numFmt w:val="decimal"/>
+      <w:lvlText w:val="%4."/>
+      <w:lvlJc w:val="left"/>
+      <w:pPr>
+        <w:ind w:left="2880" w:hanging="360"/>
+      </w:pPr>
+    </w:lvl>
+    <w:lvl w:ilvl="4" w:tplc="04190019" w:tentative="1">
+      <w:start w:val="1"/>
+      <w:numFmt w:val="lowerLetter"/>
+      <w:lvlText w:val="%5."/>
+      <w:lvlJc w:val="left"/>
+      <w:pPr>
+        <w:ind w:left="3600" w:hanging="360"/>
+      </w:pPr>
+    </w:lvl>
+    <w:lvl w:ilvl="5" w:tplc="0419001B" w:tentative="1">
+      <w:start w:val="1"/>
+      <w:numFmt w:val="lowerRoman"/>
+      <w:lvlText w:val="%6."/>
+      <w:lvlJc w:val="right"/>
+      <w:pPr>
+        <w:ind w:left="4320" w:hanging="180"/>
+      </w:pPr>
+    </w:lvl>
+    <w:lvl w:ilvl="6" w:tplc="0419000F" w:tentative="1">
+      <w:start w:val="1"/>
+      <w:numFmt w:val="decimal"/>
+      <w:lvlText w:val="%7."/>
+      <w:lvlJc w:val="left"/>
+      <w:pPr>
+        <w:ind w:left="5040" w:hanging="360"/>
+      </w:pPr>
+    </w:lvl>
+    <w:lvl w:ilvl="7" w:tplc="04190019" w:tentative="1">
+      <w:start w:val="1"/>
+      <w:numFmt w:val="lowerLetter"/>
+      <w:lvlText w:val="%8."/>
+      <w:lvlJc w:val="left"/>
+      <w:pPr>
+        <w:ind w:left="5760" w:hanging="360"/>
+      </w:pPr>
+    </w:lvl>
+    <w:lvl w:ilvl="8" w:tplc="0419001B" w:tentative="1">
+      <w:start w:val="1"/>
+      <w:numFmt w:val="lowerRoman"/>
+      <w:lvlText w:val="%9."/>
+      <w:lvlJc w:val="right"/>
+      <w:pPr>
+        <w:ind w:left="6480" w:hanging="180"/>
+      </w:pPr>
+    </w:lvl>
+  </w:abstractNum>
+  <w:abstractNum w:abstractNumId="5" w15:restartNumberingAfterBreak="0">
     <w:nsid w:val="35F65970"/>
     <w:multiLevelType w:val="hybridMultilevel"/>
     <w:tmpl w:val="DB62BC2A"/>
@@ -1846,7 +2686,7 @@
       </w:pPr>
     </w:lvl>
   </w:abstractNum>
-  <w:abstractNum w:abstractNumId="4" w15:restartNumberingAfterBreak="0">
+  <w:abstractNum w:abstractNumId="6" w15:restartNumberingAfterBreak="0">
     <w:nsid w:val="39053812"/>
     <w:multiLevelType w:val="multilevel"/>
     <w:tmpl w:val="C8BC5FF4"/>
@@ -1988,7 +2828,7 @@
       </w:rPr>
     </w:lvl>
   </w:abstractNum>
-  <w:abstractNum w:abstractNumId="5" w15:restartNumberingAfterBreak="0">
+  <w:abstractNum w:abstractNumId="7" w15:restartNumberingAfterBreak="0">
     <w:nsid w:val="4A5F5107"/>
     <w:multiLevelType w:val="hybridMultilevel"/>
     <w:tmpl w:val="7586EF94"/>
@@ -2128,7 +2968,7 @@
       </w:rPr>
     </w:lvl>
   </w:abstractNum>
-  <w:abstractNum w:abstractNumId="6" w15:restartNumberingAfterBreak="0">
+  <w:abstractNum w:abstractNumId="8" w15:restartNumberingAfterBreak="0">
     <w:nsid w:val="6DEE0EF8"/>
     <w:multiLevelType w:val="singleLevel"/>
     <w:tmpl w:val="ED209052"/>
@@ -2146,7 +2986,7 @@
       </w:rPr>
     </w:lvl>
   </w:abstractNum>
-  <w:abstractNum w:abstractNumId="7" w15:restartNumberingAfterBreak="0">
+  <w:abstractNum w:abstractNumId="9" w15:restartNumberingAfterBreak="0">
     <w:nsid w:val="72625A28"/>
     <w:multiLevelType w:val="hybridMultilevel"/>
     <w:tmpl w:val="14C2A046"/>
@@ -2233,16 +3073,16 @@
     </w:lvl>
   </w:abstractNum>
   <w:num w:numId="1">
-    <w:abstractNumId w:val="2"/>
+    <w:abstractNumId w:val="3"/>
   </w:num>
   <w:num w:numId="2">
-    <w:abstractNumId w:val="5"/>
+    <w:abstractNumId w:val="7"/>
   </w:num>
   <w:num w:numId="3">
     <w:abstractNumId w:val="0"/>
   </w:num>
   <w:num w:numId="4">
-    <w:abstractNumId w:val="6"/>
+    <w:abstractNumId w:val="8"/>
     <w:lvlOverride w:ilvl="0">
       <w:startOverride w:val="1"/>
     </w:lvlOverride>
@@ -2254,10 +3094,16 @@
     </w:lvlOverride>
   </w:num>
   <w:num w:numId="6">
-    <w:abstractNumId w:val="7"/>
+    <w:abstractNumId w:val="9"/>
   </w:num>
   <w:num w:numId="7">
-    <w:abstractNumId w:val="3"/>
+    <w:abstractNumId w:val="5"/>
+  </w:num>
+  <w:num w:numId="8">
+    <w:abstractNumId w:val="2"/>
+  </w:num>
+  <w:num w:numId="9">
+    <w:abstractNumId w:val="4"/>
   </w:num>
   <w:numIdMacAtCleanup w:val="3"/>
 </w:numbering>
@@ -4493,7 +5339,7 @@
 </file>
 
 <file path=customXml/itemProps1.xml><?xml version="1.0" encoding="utf-8"?>
-<ds:datastoreItem xmlns:ds="http://schemas.openxmlformats.org/officeDocument/2006/customXml" ds:itemID="{ACDC3F2B-6CFD-43D4-A57B-24322B555DF6}">
+<ds:datastoreItem xmlns:ds="http://schemas.openxmlformats.org/officeDocument/2006/customXml" ds:itemID="{5D0A2289-9A81-4EED-87B0-0383D85C6E32}">
   <ds:schemaRefs>
     <ds:schemaRef ds:uri="http://schemas.openxmlformats.org/officeDocument/2006/bibliography"/>
   </ds:schemaRefs>

--- a/AurAudio.docx
+++ b/AurAudio.docx
@@ -254,6 +254,7 @@
         </w:rPr>
         <w:t xml:space="preserve"> </w:t>
       </w:r>
+      <w:proofErr w:type="gramStart"/>
       <w:r>
         <w:rPr>
           <w:sz w:val="28"/>
@@ -275,6 +276,7 @@
         </w:rPr>
         <w:t>МДК</w:t>
       </w:r>
+      <w:proofErr w:type="gramEnd"/>
       <w:r>
         <w:rPr>
           <w:sz w:val="28"/>
@@ -632,7 +634,7 @@
     </w:p>
     <w:p>
       <w:pPr>
-        <w:jc w:val="center"/>
+        <w:jc w:val="both"/>
         <w:rPr>
           <w:sz w:val="28"/>
           <w:szCs w:val="28"/>
@@ -642,6 +644,7 @@
     <w:p>
       <w:pPr>
         <w:ind w:firstLine="709"/>
+        <w:jc w:val="both"/>
         <w:rPr>
           <w:sz w:val="28"/>
         </w:rPr>
@@ -653,6 +656,8 @@
         </w:rPr>
         <w:t>Студия звукозаписи «</w:t>
       </w:r>
+      <w:proofErr w:type="spellStart"/>
+      <w:proofErr w:type="gramStart"/>
       <w:r>
         <w:rPr>
           <w:sz w:val="28"/>
@@ -661,6 +666,7 @@
         </w:rPr>
         <w:t>AurAudio</w:t>
       </w:r>
+      <w:proofErr w:type="spellEnd"/>
       <w:r>
         <w:rPr>
           <w:sz w:val="28"/>
@@ -673,8 +679,25 @@
           <w:sz w:val="28"/>
           <w:szCs w:val="28"/>
         </w:rPr>
-        <w:t>(далее СЗ «Юзб</w:t>
-      </w:r>
+        <w:t>(</w:t>
+      </w:r>
+      <w:proofErr w:type="gramEnd"/>
+      <w:r>
+        <w:rPr>
+          <w:sz w:val="28"/>
+          <w:szCs w:val="28"/>
+        </w:rPr>
+        <w:t>далее СЗ «</w:t>
+      </w:r>
+      <w:proofErr w:type="spellStart"/>
+      <w:r>
+        <w:rPr>
+          <w:sz w:val="28"/>
+          <w:szCs w:val="28"/>
+        </w:rPr>
+        <w:t>Юзб</w:t>
+      </w:r>
+      <w:proofErr w:type="spellEnd"/>
       <w:r>
         <w:rPr>
           <w:sz w:val="28"/>
@@ -707,6 +730,7 @@
     <w:p>
       <w:pPr>
         <w:ind w:firstLine="709"/>
+        <w:jc w:val="both"/>
         <w:rPr>
           <w:sz w:val="28"/>
         </w:rPr>
@@ -721,7 +745,35 @@
         <w:rPr>
           <w:sz w:val="28"/>
         </w:rPr>
-        <w:t xml:space="preserve"> это помещение с несколькими звукоизолированными комнатами, вместе с которыми обустроена одна или несколько кабинок для звукорежиссера со специальным оборудованием. На студии ведется контроль и корректировка процесса звукозаписи. Студия звукозаписи может быть арендована с услугами звукорежиссера или без него, а время аренды может быть как почасов</w:t>
+        <w:t xml:space="preserve"> это помещение с несколькими </w:t>
+      </w:r>
+      <w:proofErr w:type="spellStart"/>
+      <w:r>
+        <w:rPr>
+          <w:sz w:val="28"/>
+        </w:rPr>
+        <w:t>звукоизолированными</w:t>
+      </w:r>
+      <w:proofErr w:type="spellEnd"/>
+      <w:r>
+        <w:rPr>
+          <w:sz w:val="28"/>
+        </w:rPr>
+        <w:t xml:space="preserve"> комнатами, вместе с которыми обустроена одна или несколько кабинок для звукорежиссера со специальным оборудованием. На студии ведется контроль и корректировка процесса звукозаписи. Студия звукозаписи может быть арендована с услугами звукорежиссера или без него, а время аренды </w:t>
+      </w:r>
+      <w:proofErr w:type="gramStart"/>
+      <w:r>
+        <w:rPr>
+          <w:sz w:val="28"/>
+        </w:rPr>
+        <w:t>может быть</w:t>
+      </w:r>
+      <w:proofErr w:type="gramEnd"/>
+      <w:r>
+        <w:rPr>
+          <w:sz w:val="28"/>
+        </w:rPr>
+        <w:t xml:space="preserve"> как почасов</w:t>
       </w:r>
       <w:r>
         <w:rPr>
@@ -745,8 +797,16 @@
         <w:rPr>
           <w:sz w:val="28"/>
         </w:rPr>
-        <w:t>. От идеи до конечного произведения, записанного на носитель, песня проходит через запись, обработку, микширование, мастеринг</w:t>
-      </w:r>
+        <w:t xml:space="preserve">. От идеи до конечного произведения, записанного на носитель, песня проходит через запись, обработку, микширование, </w:t>
+      </w:r>
+      <w:proofErr w:type="spellStart"/>
+      <w:r>
+        <w:rPr>
+          <w:sz w:val="28"/>
+        </w:rPr>
+        <w:t>мастеринг</w:t>
+      </w:r>
+      <w:proofErr w:type="spellEnd"/>
       <w:r>
         <w:rPr>
           <w:sz w:val="28"/>
@@ -757,6 +817,7 @@
     <w:p>
       <w:pPr>
         <w:ind w:firstLine="709"/>
+        <w:jc w:val="both"/>
         <w:rPr>
           <w:sz w:val="28"/>
           <w:szCs w:val="28"/>
@@ -769,6 +830,7 @@
         </w:rPr>
         <w:t>Доступ к функциональным возможностям предоставляется посредством авторизации роли пользователя. Доступные роли в СК «</w:t>
       </w:r>
+      <w:proofErr w:type="spellStart"/>
       <w:r>
         <w:rPr>
           <w:sz w:val="28"/>
@@ -777,16 +839,25 @@
         </w:rPr>
         <w:t>AurAudio</w:t>
       </w:r>
+      <w:proofErr w:type="spellEnd"/>
       <w:r>
         <w:rPr>
           <w:sz w:val="28"/>
           <w:szCs w:val="28"/>
         </w:rPr>
         <w:t>»: администратор, звукоинженер, продюсер, исполнитель</w:t>
+      </w:r>
+      <w:r>
+        <w:rPr>
+          <w:sz w:val="28"/>
+          <w:szCs w:val="28"/>
+        </w:rPr>
+        <w:t>.</w:t>
       </w:r>
     </w:p>
     <w:p>
       <w:pPr>
+        <w:jc w:val="both"/>
         <w:rPr>
           <w:sz w:val="28"/>
           <w:szCs w:val="28"/>
@@ -795,16 +866,13 @@
     </w:p>
     <w:p>
       <w:pPr>
-        <w:jc w:val="center"/>
-      </w:pPr>
-      <w:r>
-        <w:rPr>
-          <w:noProof/>
-        </w:rPr>
+        <w:jc w:val="both"/>
+      </w:pPr>
+      <w:r>
         <w:drawing>
-          <wp:inline distT="0" distB="0" distL="0" distR="0" wp14:anchorId="7A84F3C1" wp14:editId="66C89540">
-            <wp:extent cx="3947160" cy="1877308"/>
-            <wp:effectExtent l="0" t="0" r="0" b="8890"/>
+          <wp:inline distT="0" distB="0" distL="0" distR="0" wp14:anchorId="507DA3CB" wp14:editId="51923C1E">
+            <wp:extent cx="3251200" cy="2477758"/>
+            <wp:effectExtent l="0" t="0" r="6350" b="0"/>
             <wp:docPr id="1" name="Рисунок 1"/>
             <wp:cNvGraphicFramePr>
               <a:graphicFrameLocks xmlns:a="http://schemas.openxmlformats.org/drawingml/2006/main" noChangeAspect="1"/>
@@ -825,7 +893,7 @@
                   <pic:spPr>
                     <a:xfrm>
                       <a:off x="0" y="0"/>
-                      <a:ext cx="4003070" cy="1903900"/>
+                      <a:ext cx="3343569" cy="2548153"/>
                     </a:xfrm>
                     <a:prstGeom prst="rect">
                       <a:avLst/>
@@ -840,39 +908,56 @@
     </w:p>
     <w:p>
       <w:pPr>
-        <w:jc w:val="center"/>
-      </w:pPr>
-      <w:r>
-        <w:t>Рисунок 1 – Существующие роли в ИС</w:t>
-      </w:r>
+        <w:jc w:val="both"/>
+      </w:pPr>
     </w:p>
     <w:p>
       <w:pPr>
-        <w:jc w:val="center"/>
-      </w:pPr>
+        <w:jc w:val="both"/>
+      </w:pPr>
+      <w:r>
+        <w:t>Рисунок 1 – Существующие роли в ИС</w:t>
+      </w:r>
     </w:p>
     <w:p>
+      <w:pPr>
+        <w:jc w:val="both"/>
+      </w:pPr>
+    </w:p>
+    <w:p>
+      <w:pPr>
+        <w:jc w:val="both"/>
+      </w:pPr>
       <w:r>
         <w:t>СК «</w:t>
       </w:r>
+      <w:proofErr w:type="spellStart"/>
       <w:r>
         <w:rPr>
           <w:lang w:val="en-US"/>
         </w:rPr>
         <w:t>AurAudio</w:t>
       </w:r>
+      <w:proofErr w:type="spellEnd"/>
       <w:r>
         <w:t>» обладает следующими функциональными возможностями:</w:t>
       </w:r>
     </w:p>
-    <w:p/>
     <w:p>
+      <w:pPr>
+        <w:jc w:val="both"/>
+      </w:pPr>
+    </w:p>
+    <w:p>
+      <w:pPr>
+        <w:jc w:val="both"/>
+      </w:pPr>
       <w:r>
         <w:drawing>
-          <wp:inline distT="0" distB="0" distL="0" distR="0" wp14:anchorId="5FD9A055" wp14:editId="541CD965">
-            <wp:extent cx="6299835" cy="2239645"/>
-            <wp:effectExtent l="0" t="0" r="5715" b="8255"/>
-            <wp:docPr id="5" name="Рисунок 5"/>
+          <wp:inline distT="0" distB="0" distL="0" distR="0" wp14:anchorId="28E2E59C" wp14:editId="20831B3E">
+            <wp:extent cx="6403874" cy="2266950"/>
+            <wp:effectExtent l="0" t="0" r="0" b="0"/>
+            <wp:docPr id="4" name="Рисунок 4"/>
             <wp:cNvGraphicFramePr>
               <a:graphicFrameLocks xmlns:a="http://schemas.openxmlformats.org/drawingml/2006/main" noChangeAspect="1"/>
             </wp:cNvGraphicFramePr>
@@ -892,7 +977,7 @@
                   <pic:spPr>
                     <a:xfrm>
                       <a:off x="0" y="0"/>
-                      <a:ext cx="6299835" cy="2239645"/>
+                      <a:ext cx="6441481" cy="2280263"/>
                     </a:xfrm>
                     <a:prstGeom prst="rect">
                       <a:avLst/>
@@ -905,22 +990,38 @@
         </w:drawing>
       </w:r>
     </w:p>
-    <w:p/>
     <w:p>
       <w:pPr>
-        <w:jc w:val="center"/>
-      </w:pPr>
-      <w:r>
-        <w:t>Рисунок 2 – Функциональные возможности ИС</w:t>
-      </w:r>
+        <w:jc w:val="both"/>
+      </w:pPr>
     </w:p>
     <w:p>
       <w:pPr>
-        <w:jc w:val="center"/>
-      </w:pPr>
+        <w:jc w:val="both"/>
+      </w:pPr>
+      <w:r>
+        <w:t>Рисунок 2 – Функциональные возможности ИС</w:t>
+      </w:r>
     </w:p>
     <w:p>
-      <w:r>
+      <w:pPr>
+        <w:jc w:val="both"/>
+        <w:sectPr>
+          <w:headerReference w:type="default" r:id="rId12"/>
+          <w:footerReference w:type="default" r:id="rId13"/>
+          <w:pgSz w:w="11906" w:h="16838" w:code="9"/>
+          <w:pgMar w:top="851" w:right="567" w:bottom="1701" w:left="1418" w:header="0" w:footer="0" w:gutter="0"/>
+          <w:cols w:space="720"/>
+          <w:docGrid w:linePitch="272"/>
+        </w:sectPr>
+      </w:pPr>
+    </w:p>
+    <w:p>
+      <w:pPr>
+        <w:jc w:val="both"/>
+      </w:pPr>
+      <w:r>
+        <w:lastRenderedPageBreak/>
         <w:t xml:space="preserve">Таблица 1 </w:t>
       </w:r>
       <w:r>
@@ -936,27 +1037,29 @@
     <w:tbl>
       <w:tblPr>
         <w:tblStyle w:val="a8"/>
-        <w:tblW w:w="10490" w:type="dxa"/>
-        <w:tblInd w:w="-289" w:type="dxa"/>
+        <w:tblW w:w="15310" w:type="dxa"/>
+        <w:tblInd w:w="-426" w:type="dxa"/>
         <w:tblLook w:val="04A0" w:firstRow="1" w:lastRow="0" w:firstColumn="1" w:lastColumn="0" w:noHBand="0" w:noVBand="1"/>
       </w:tblPr>
       <w:tblGrid>
-        <w:gridCol w:w="2271"/>
-        <w:gridCol w:w="1982"/>
-        <w:gridCol w:w="1982"/>
-        <w:gridCol w:w="1982"/>
-        <w:gridCol w:w="2273"/>
+        <w:gridCol w:w="2126"/>
+        <w:gridCol w:w="3970"/>
+        <w:gridCol w:w="2694"/>
+        <w:gridCol w:w="4669"/>
+        <w:gridCol w:w="1851"/>
       </w:tblGrid>
       <w:tr>
         <w:tc>
           <w:tcPr>
-            <w:tcW w:w="2271" w:type="dxa"/>
+            <w:tcW w:w="2126" w:type="dxa"/>
             <w:tcBorders>
               <w:left w:val="nil"/>
-              <w:bottom w:val="single" w:sz="4" w:space="0" w:color="auto"/>
             </w:tcBorders>
           </w:tcPr>
           <w:p>
+            <w:pPr>
+              <w:jc w:val="both"/>
+            </w:pPr>
             <w:r>
               <w:t>Подсистема №</w:t>
             </w:r>
@@ -964,9 +1067,12 @@
         </w:tc>
         <w:tc>
           <w:tcPr>
-            <w:tcW w:w="1982" w:type="dxa"/>
+            <w:tcW w:w="3970" w:type="dxa"/>
           </w:tcPr>
           <w:p>
+            <w:pPr>
+              <w:jc w:val="both"/>
+            </w:pPr>
             <w:r>
               <w:t>Описание работы</w:t>
             </w:r>
@@ -974,9 +1080,12 @@
         </w:tc>
         <w:tc>
           <w:tcPr>
-            <w:tcW w:w="1982" w:type="dxa"/>
+            <w:tcW w:w="2694" w:type="dxa"/>
           </w:tcPr>
           <w:p>
+            <w:pPr>
+              <w:jc w:val="both"/>
+            </w:pPr>
             <w:r>
               <w:t>Функции</w:t>
             </w:r>
@@ -984,9 +1093,12 @@
         </w:tc>
         <w:tc>
           <w:tcPr>
-            <w:tcW w:w="1982" w:type="dxa"/>
+            <w:tcW w:w="4669" w:type="dxa"/>
           </w:tcPr>
           <w:p>
+            <w:pPr>
+              <w:jc w:val="both"/>
+            </w:pPr>
             <w:r>
               <w:t>Входная и выходная информация</w:t>
             </w:r>
@@ -994,13 +1106,15 @@
         </w:tc>
         <w:tc>
           <w:tcPr>
-            <w:tcW w:w="2273" w:type="dxa"/>
+            <w:tcW w:w="1851" w:type="dxa"/>
             <w:tcBorders>
-              <w:bottom w:val="single" w:sz="4" w:space="0" w:color="auto"/>
               <w:right w:val="nil"/>
             </w:tcBorders>
           </w:tcPr>
           <w:p>
+            <w:pPr>
+              <w:jc w:val="both"/>
+            </w:pPr>
             <w:r>
               <w:t>Доступность(роли)</w:t>
             </w:r>
@@ -1010,153 +1124,69 @@
       <w:tr>
         <w:tc>
           <w:tcPr>
-            <w:tcW w:w="2271" w:type="dxa"/>
-            <w:tcBorders>
-              <w:left w:val="nil"/>
-              <w:right w:val="nil"/>
-            </w:tcBorders>
-          </w:tcPr>
-          <w:p>
-            <w:r>
-              <w:t>1</w:t>
-            </w:r>
-          </w:p>
-        </w:tc>
-        <w:tc>
-          <w:tcPr>
-            <w:tcW w:w="1982" w:type="dxa"/>
+            <w:tcW w:w="2126" w:type="dxa"/>
             <w:tcBorders>
               <w:left w:val="nil"/>
             </w:tcBorders>
           </w:tcPr>
           <w:p>
-            <w:r>
-              <w:t>2</w:t>
+            <w:pPr>
+              <w:jc w:val="both"/>
+            </w:pPr>
+            <w:r>
+              <w:t>1</w:t>
             </w:r>
           </w:p>
         </w:tc>
         <w:tc>
           <w:tcPr>
-            <w:tcW w:w="1982" w:type="dxa"/>
+            <w:tcW w:w="3970" w:type="dxa"/>
           </w:tcPr>
           <w:p>
-            <w:r>
-              <w:t>3</w:t>
+            <w:pPr>
+              <w:jc w:val="both"/>
+            </w:pPr>
+            <w:r>
+              <w:t>2</w:t>
             </w:r>
           </w:p>
         </w:tc>
         <w:tc>
           <w:tcPr>
-            <w:tcW w:w="1982" w:type="dxa"/>
+            <w:tcW w:w="2694" w:type="dxa"/>
           </w:tcPr>
           <w:p>
-            <w:r>
-              <w:t>4</w:t>
+            <w:pPr>
+              <w:jc w:val="both"/>
+            </w:pPr>
+            <w:r>
+              <w:t>3</w:t>
             </w:r>
           </w:p>
         </w:tc>
         <w:tc>
           <w:tcPr>
-            <w:tcW w:w="2273" w:type="dxa"/>
-            <w:tcBorders>
-              <w:top w:val="single" w:sz="4" w:space="0" w:color="auto"/>
-              <w:right w:val="nil"/>
-            </w:tcBorders>
+            <w:tcW w:w="4669" w:type="dxa"/>
           </w:tcPr>
           <w:p>
-            <w:r>
-              <w:t>5</w:t>
-            </w:r>
-          </w:p>
-        </w:tc>
-      </w:tr>
-    </w:tbl>
-    <w:p>
-      <w:r>
-        <w:lastRenderedPageBreak/>
-        <w:t xml:space="preserve">Продолжение Таблицы 1 </w:t>
-      </w:r>
-    </w:p>
-    <w:tbl>
-      <w:tblPr>
-        <w:tblStyle w:val="a8"/>
-        <w:tblW w:w="10490" w:type="dxa"/>
-        <w:tblInd w:w="-284" w:type="dxa"/>
-        <w:tblLook w:val="04A0" w:firstRow="1" w:lastRow="0" w:firstColumn="1" w:lastColumn="0" w:noHBand="0" w:noVBand="1"/>
-      </w:tblPr>
-      <w:tblGrid>
-        <w:gridCol w:w="2266"/>
-        <w:gridCol w:w="1982"/>
-        <w:gridCol w:w="1982"/>
-        <w:gridCol w:w="1982"/>
-        <w:gridCol w:w="2278"/>
-      </w:tblGrid>
-      <w:tr>
-        <w:tc>
-          <w:tcPr>
-            <w:tcW w:w="2266" w:type="dxa"/>
-            <w:tcBorders>
-              <w:left w:val="nil"/>
-            </w:tcBorders>
-          </w:tcPr>
-          <w:p>
-            <w:pPr>
-              <w:jc w:val="center"/>
-            </w:pPr>
-            <w:r>
-              <w:t>1</w:t>
+            <w:pPr>
+              <w:jc w:val="both"/>
+            </w:pPr>
+            <w:r>
+              <w:t>4</w:t>
             </w:r>
           </w:p>
         </w:tc>
         <w:tc>
           <w:tcPr>
-            <w:tcW w:w="1982" w:type="dxa"/>
-          </w:tcPr>
-          <w:p>
-            <w:pPr>
-              <w:jc w:val="center"/>
-            </w:pPr>
-            <w:r>
-              <w:t>2</w:t>
-            </w:r>
-          </w:p>
-        </w:tc>
-        <w:tc>
-          <w:tcPr>
-            <w:tcW w:w="1982" w:type="dxa"/>
-          </w:tcPr>
-          <w:p>
-            <w:pPr>
-              <w:jc w:val="center"/>
-            </w:pPr>
-            <w:r>
-              <w:t>3</w:t>
-            </w:r>
-          </w:p>
-        </w:tc>
-        <w:tc>
-          <w:tcPr>
-            <w:tcW w:w="1982" w:type="dxa"/>
-          </w:tcPr>
-          <w:p>
-            <w:pPr>
-              <w:jc w:val="center"/>
-            </w:pPr>
-            <w:r>
-              <w:t>4</w:t>
-            </w:r>
-          </w:p>
-        </w:tc>
-        <w:tc>
-          <w:tcPr>
-            <w:tcW w:w="2278" w:type="dxa"/>
+            <w:tcW w:w="1851" w:type="dxa"/>
             <w:tcBorders>
               <w:right w:val="nil"/>
             </w:tcBorders>
           </w:tcPr>
           <w:p>
             <w:pPr>
-              <w:jc w:val="center"/>
+              <w:jc w:val="both"/>
             </w:pPr>
             <w:r>
               <w:t>5</w:t>
@@ -1167,14 +1197,14 @@
       <w:tr>
         <w:tc>
           <w:tcPr>
-            <w:tcW w:w="2266" w:type="dxa"/>
+            <w:tcW w:w="2126" w:type="dxa"/>
             <w:tcBorders>
               <w:left w:val="nil"/>
             </w:tcBorders>
           </w:tcPr>
           <w:p>
             <w:pPr>
-              <w:jc w:val="center"/>
+              <w:jc w:val="both"/>
             </w:pPr>
             <w:r>
               <w:t>Авторизация</w:t>
@@ -1183,11 +1213,11 @@
         </w:tc>
         <w:tc>
           <w:tcPr>
-            <w:tcW w:w="1982" w:type="dxa"/>
+            <w:tcW w:w="3970" w:type="dxa"/>
           </w:tcPr>
           <w:p>
             <w:pPr>
-              <w:jc w:val="center"/>
+              <w:jc w:val="both"/>
             </w:pPr>
             <w:r>
               <w:t>Авторизация пользователя в систему под определенной ролью</w:t>
@@ -1196,11 +1226,11 @@
         </w:tc>
         <w:tc>
           <w:tcPr>
-            <w:tcW w:w="1982" w:type="dxa"/>
+            <w:tcW w:w="2694" w:type="dxa"/>
           </w:tcPr>
           <w:p>
             <w:pPr>
-              <w:jc w:val="center"/>
+              <w:jc w:val="both"/>
             </w:pPr>
             <w:r>
               <w:t>1.</w:t>
@@ -1211,7 +1241,7 @@
           </w:p>
           <w:p>
             <w:pPr>
-              <w:jc w:val="center"/>
+              <w:jc w:val="both"/>
             </w:pPr>
             <w:r>
               <w:t>2</w:t>
@@ -1237,7 +1267,7 @@
           </w:p>
           <w:p>
             <w:pPr>
-              <w:jc w:val="center"/>
+              <w:jc w:val="both"/>
             </w:pPr>
             <w:r>
               <w:t>3</w:t>
@@ -1248,7 +1278,7 @@
           </w:p>
           <w:p>
             <w:pPr>
-              <w:jc w:val="center"/>
+              <w:jc w:val="both"/>
             </w:pPr>
             <w:r>
               <w:rPr>
@@ -1263,14 +1293,20 @@
         </w:tc>
         <w:tc>
           <w:tcPr>
-            <w:tcW w:w="1982" w:type="dxa"/>
+            <w:tcW w:w="4669" w:type="dxa"/>
           </w:tcPr>
           <w:p>
+            <w:pPr>
+              <w:jc w:val="both"/>
+            </w:pPr>
             <w:r>
               <w:t>Входная информация:</w:t>
             </w:r>
           </w:p>
           <w:p>
+            <w:pPr>
+              <w:jc w:val="both"/>
+            </w:pPr>
             <w:r>
               <w:t>1.</w:t>
             </w:r>
@@ -1291,6 +1327,9 @@
             </w:r>
           </w:p>
           <w:p>
+            <w:pPr>
+              <w:jc w:val="both"/>
+            </w:pPr>
             <w:r>
               <w:t>2.</w:t>
             </w:r>
@@ -1299,6 +1338,9 @@
             </w:r>
           </w:p>
           <w:p>
+            <w:pPr>
+              <w:jc w:val="both"/>
+            </w:pPr>
             <w:r>
               <w:t>3.роль</w:t>
             </w:r>
@@ -1306,14 +1348,14 @@
         </w:tc>
         <w:tc>
           <w:tcPr>
-            <w:tcW w:w="2278" w:type="dxa"/>
+            <w:tcW w:w="1851" w:type="dxa"/>
             <w:tcBorders>
               <w:right w:val="nil"/>
             </w:tcBorders>
           </w:tcPr>
           <w:p>
             <w:pPr>
-              <w:jc w:val="center"/>
+              <w:jc w:val="both"/>
             </w:pPr>
           </w:p>
         </w:tc>
@@ -1321,12 +1363,15 @@
       <w:tr>
         <w:tc>
           <w:tcPr>
-            <w:tcW w:w="2266" w:type="dxa"/>
+            <w:tcW w:w="2126" w:type="dxa"/>
             <w:tcBorders>
               <w:left w:val="nil"/>
             </w:tcBorders>
           </w:tcPr>
           <w:p>
+            <w:pPr>
+              <w:jc w:val="both"/>
+            </w:pPr>
             <w:r>
               <w:t>Система отзывов</w:t>
             </w:r>
@@ -1334,27 +1379,42 @@
         </w:tc>
         <w:tc>
           <w:tcPr>
-            <w:tcW w:w="1982" w:type="dxa"/>
+            <w:tcW w:w="3970" w:type="dxa"/>
           </w:tcPr>
           <w:p>
+            <w:pPr>
+              <w:jc w:val="both"/>
+            </w:pPr>
             <w:r>
               <w:t>Исполнитель может оставить отзыв о работе студии</w:t>
             </w:r>
             <w:r>
-              <w:t>, а продюсер или звукоинженер – о работе с исполнителем</w:t>
+              <w:t>, а продюсер</w:t>
+            </w:r>
+            <w:r>
+              <w:t xml:space="preserve"> </w:t>
+            </w:r>
+            <w:r>
+              <w:t>– о работе с исполнителем</w:t>
             </w:r>
           </w:p>
         </w:tc>
         <w:tc>
           <w:tcPr>
-            <w:tcW w:w="1982" w:type="dxa"/>
+            <w:tcW w:w="2694" w:type="dxa"/>
           </w:tcPr>
           <w:p>
+            <w:pPr>
+              <w:jc w:val="both"/>
+            </w:pPr>
             <w:r>
               <w:t>1.Отправление отзывов</w:t>
             </w:r>
           </w:p>
           <w:p>
+            <w:pPr>
+              <w:jc w:val="both"/>
+            </w:pPr>
             <w:r>
               <w:t>2.Выставление оценки</w:t>
             </w:r>
@@ -1362,14 +1422,20 @@
         </w:tc>
         <w:tc>
           <w:tcPr>
-            <w:tcW w:w="1982" w:type="dxa"/>
+            <w:tcW w:w="4669" w:type="dxa"/>
           </w:tcPr>
           <w:p>
+            <w:pPr>
+              <w:jc w:val="both"/>
+            </w:pPr>
             <w:r>
               <w:t>Входная информация:</w:t>
             </w:r>
           </w:p>
           <w:p>
+            <w:pPr>
+              <w:jc w:val="both"/>
+            </w:pPr>
             <w:r>
               <w:t>1.Отзыв</w:t>
             </w:r>
@@ -1378,16 +1444,33 @@
             </w:r>
           </w:p>
           <w:p>
-            <w:r>
-              <w:t>2.Оценка(0-5)</w:t>
-            </w:r>
-          </w:p>
-          <w:p>
+            <w:pPr>
+              <w:jc w:val="both"/>
+            </w:pPr>
+            <w:r>
+              <w:t>2.</w:t>
+            </w:r>
+            <w:proofErr w:type="gramStart"/>
+            <w:r>
+              <w:t>Оценка(</w:t>
+            </w:r>
+            <w:proofErr w:type="gramEnd"/>
+            <w:r>
+              <w:t>0-5)</w:t>
+            </w:r>
+          </w:p>
+          <w:p>
+            <w:pPr>
+              <w:jc w:val="both"/>
+            </w:pPr>
             <w:r>
               <w:t>Выходная информация:</w:t>
             </w:r>
           </w:p>
           <w:p>
+            <w:pPr>
+              <w:jc w:val="both"/>
+            </w:pPr>
             <w:r>
               <w:t>1.В профиле пользователей хранятся отзывы о них</w:t>
             </w:r>
@@ -1395,27 +1478,49 @@
         </w:tc>
         <w:tc>
           <w:tcPr>
-            <w:tcW w:w="2278" w:type="dxa"/>
+            <w:tcW w:w="1851" w:type="dxa"/>
             <w:tcBorders>
               <w:right w:val="nil"/>
             </w:tcBorders>
           </w:tcPr>
           <w:p>
-            <w:r>
-              <w:t>Все</w:t>
-            </w:r>
+            <w:pPr>
+              <w:jc w:val="both"/>
+            </w:pPr>
+            <w:r>
+              <w:t>1.Продюсер</w:t>
+            </w:r>
+          </w:p>
+          <w:p>
+            <w:pPr>
+              <w:jc w:val="both"/>
+            </w:pPr>
+            <w:r>
+              <w:t>2.Исполнитель</w:t>
+            </w:r>
+          </w:p>
+          <w:p>
+            <w:pPr>
+              <w:jc w:val="both"/>
+              <w:rPr>
+                <w:lang w:val="en-US"/>
+              </w:rPr>
+            </w:pPr>
           </w:p>
         </w:tc>
       </w:tr>
       <w:tr>
         <w:tc>
           <w:tcPr>
-            <w:tcW w:w="2266" w:type="dxa"/>
+            <w:tcW w:w="2126" w:type="dxa"/>
             <w:tcBorders>
               <w:left w:val="nil"/>
             </w:tcBorders>
           </w:tcPr>
           <w:p>
+            <w:pPr>
+              <w:jc w:val="both"/>
+            </w:pPr>
             <w:r>
               <w:t>Поиск исполнителя</w:t>
             </w:r>
@@ -1423,9 +1528,12 @@
         </w:tc>
         <w:tc>
           <w:tcPr>
-            <w:tcW w:w="1982" w:type="dxa"/>
+            <w:tcW w:w="3970" w:type="dxa"/>
           </w:tcPr>
           <w:p>
+            <w:pPr>
+              <w:jc w:val="both"/>
+            </w:pPr>
             <w:r>
               <w:t>Продюсер может найти подходящего исполнителя по его профилю(отзывы, жанр)</w:t>
             </w:r>
@@ -1433,9 +1541,12 @@
         </w:tc>
         <w:tc>
           <w:tcPr>
-            <w:tcW w:w="1982" w:type="dxa"/>
+            <w:tcW w:w="2694" w:type="dxa"/>
           </w:tcPr>
           <w:p>
+            <w:pPr>
+              <w:jc w:val="both"/>
+            </w:pPr>
             <w:r>
               <w:t>1.</w:t>
             </w:r>
@@ -1447,6 +1558,9 @@
             </w:r>
           </w:p>
           <w:p>
+            <w:pPr>
+              <w:jc w:val="both"/>
+            </w:pPr>
             <w:r>
               <w:t>2.Свободный поиск в списке зарегистрированных</w:t>
             </w:r>
@@ -1454,59 +1568,88 @@
         </w:tc>
         <w:tc>
           <w:tcPr>
-            <w:tcW w:w="1982" w:type="dxa"/>
+            <w:tcW w:w="4669" w:type="dxa"/>
           </w:tcPr>
           <w:p>
+            <w:pPr>
+              <w:jc w:val="both"/>
+            </w:pPr>
             <w:r>
               <w:t>Входная информация:</w:t>
             </w:r>
           </w:p>
           <w:p>
+            <w:pPr>
+              <w:jc w:val="both"/>
+            </w:pPr>
             <w:r>
               <w:t>1. Жанр</w:t>
             </w:r>
           </w:p>
           <w:p>
+            <w:pPr>
+              <w:jc w:val="both"/>
+            </w:pPr>
             <w:r>
               <w:t>2. Опыт(лет)</w:t>
             </w:r>
           </w:p>
           <w:p>
+            <w:pPr>
+              <w:jc w:val="both"/>
+            </w:pPr>
             <w:r>
               <w:t>Выходная информация:</w:t>
             </w:r>
           </w:p>
           <w:p>
+            <w:pPr>
+              <w:jc w:val="both"/>
+            </w:pPr>
             <w:r>
               <w:t>1.Список подходящих исполнителей</w:t>
             </w:r>
           </w:p>
-          <w:p/>
+          <w:p>
+            <w:pPr>
+              <w:jc w:val="both"/>
+            </w:pPr>
+          </w:p>
         </w:tc>
         <w:tc>
           <w:tcPr>
-            <w:tcW w:w="2278" w:type="dxa"/>
+            <w:tcW w:w="1851" w:type="dxa"/>
             <w:tcBorders>
               <w:right w:val="nil"/>
             </w:tcBorders>
           </w:tcPr>
           <w:p>
+            <w:pPr>
+              <w:jc w:val="both"/>
+            </w:pPr>
             <w:r>
               <w:t>1.Продюсер</w:t>
             </w:r>
           </w:p>
-          <w:p/>
+          <w:p>
+            <w:pPr>
+              <w:jc w:val="both"/>
+            </w:pPr>
+          </w:p>
         </w:tc>
       </w:tr>
       <w:tr>
         <w:tc>
           <w:tcPr>
-            <w:tcW w:w="2266" w:type="dxa"/>
+            <w:tcW w:w="2126" w:type="dxa"/>
             <w:tcBorders>
               <w:left w:val="nil"/>
             </w:tcBorders>
           </w:tcPr>
           <w:p>
+            <w:pPr>
+              <w:jc w:val="both"/>
+            </w:pPr>
             <w:r>
               <w:t>Одобрение заявок</w:t>
             </w:r>
@@ -1514,29 +1657,44 @@
         </w:tc>
         <w:tc>
           <w:tcPr>
-            <w:tcW w:w="1982" w:type="dxa"/>
+            <w:tcW w:w="3970" w:type="dxa"/>
           </w:tcPr>
           <w:p>
-            <w:r>
-              <w:t xml:space="preserve">Звукоинженер, управляющий студией, может одобрить или отклонить бронирование студии для записи </w:t>
+            <w:pPr>
+              <w:jc w:val="both"/>
+            </w:pPr>
+            <w:r>
+              <w:t>Продюсер</w:t>
+            </w:r>
+            <w:r>
+              <w:t xml:space="preserve">, управляющий студией, может одобрить или отклонить бронирование студии для записи </w:t>
             </w:r>
           </w:p>
         </w:tc>
         <w:tc>
           <w:tcPr>
-            <w:tcW w:w="1982" w:type="dxa"/>
+            <w:tcW w:w="2694" w:type="dxa"/>
           </w:tcPr>
           <w:p>
+            <w:pPr>
+              <w:jc w:val="both"/>
+            </w:pPr>
             <w:r>
               <w:t>1.Одобрение заявки</w:t>
             </w:r>
           </w:p>
           <w:p>
+            <w:pPr>
+              <w:jc w:val="both"/>
+            </w:pPr>
             <w:r>
               <w:t>2.Отклонение заявки</w:t>
             </w:r>
           </w:p>
           <w:p>
+            <w:pPr>
+              <w:jc w:val="both"/>
+            </w:pPr>
             <w:r>
               <w:t>3.Перенос записи</w:t>
             </w:r>
@@ -1544,68 +1702,517 @@
         </w:tc>
         <w:tc>
           <w:tcPr>
-            <w:tcW w:w="1982" w:type="dxa"/>
+            <w:tcW w:w="4669" w:type="dxa"/>
           </w:tcPr>
           <w:p>
-            <w:bookmarkStart w:id="0" w:name="_GoBack"/>
-            <w:bookmarkEnd w:id="0"/>
+            <w:pPr>
+              <w:jc w:val="both"/>
+            </w:pPr>
           </w:p>
         </w:tc>
         <w:tc>
           <w:tcPr>
-            <w:tcW w:w="2278" w:type="dxa"/>
+            <w:tcW w:w="1851" w:type="dxa"/>
             <w:tcBorders>
               <w:right w:val="nil"/>
             </w:tcBorders>
           </w:tcPr>
-          <w:p/>
+          <w:p>
+            <w:pPr>
+              <w:jc w:val="both"/>
+            </w:pPr>
+            <w:r>
+              <w:t>1.Продюсер</w:t>
+            </w:r>
+          </w:p>
+          <w:p>
+            <w:pPr>
+              <w:jc w:val="both"/>
+            </w:pPr>
+            <w:r>
+              <w:t>2.Администратор</w:t>
+            </w:r>
+          </w:p>
         </w:tc>
       </w:tr>
       <w:tr>
+        <w:trPr>
+          <w:trHeight w:val="62"/>
+        </w:trPr>
         <w:tc>
           <w:tcPr>
-            <w:tcW w:w="2266" w:type="dxa"/>
+            <w:tcW w:w="2126" w:type="dxa"/>
             <w:tcBorders>
               <w:left w:val="nil"/>
             </w:tcBorders>
           </w:tcPr>
-          <w:p/>
+          <w:p>
+            <w:pPr>
+              <w:jc w:val="both"/>
+            </w:pPr>
+            <w:r>
+              <w:t>Онлайн бронирование студии</w:t>
+            </w:r>
+          </w:p>
         </w:tc>
         <w:tc>
           <w:tcPr>
-            <w:tcW w:w="1982" w:type="dxa"/>
+            <w:tcW w:w="3970" w:type="dxa"/>
           </w:tcPr>
-          <w:p/>
+          <w:p>
+            <w:pPr>
+              <w:jc w:val="both"/>
+            </w:pPr>
+            <w:r>
+              <w:t>Исполнитель может забронировать время записи на студии</w:t>
+            </w:r>
+          </w:p>
         </w:tc>
         <w:tc>
           <w:tcPr>
-            <w:tcW w:w="1982" w:type="dxa"/>
+            <w:tcW w:w="2694" w:type="dxa"/>
           </w:tcPr>
-          <w:p/>
+          <w:p>
+            <w:pPr>
+              <w:jc w:val="both"/>
+            </w:pPr>
+            <w:r>
+              <w:t>1.Бронирование</w:t>
+            </w:r>
+          </w:p>
+          <w:p>
+            <w:pPr>
+              <w:jc w:val="both"/>
+            </w:pPr>
+            <w:r>
+              <w:t>2.Перенос брони</w:t>
+            </w:r>
+          </w:p>
+          <w:p>
+            <w:pPr>
+              <w:jc w:val="both"/>
+            </w:pPr>
+            <w:r>
+              <w:t>3.Отмена бронирования</w:t>
+            </w:r>
+          </w:p>
         </w:tc>
         <w:tc>
           <w:tcPr>
-            <w:tcW w:w="1982" w:type="dxa"/>
+            <w:tcW w:w="4669" w:type="dxa"/>
           </w:tcPr>
-          <w:p/>
+          <w:p>
+            <w:pPr>
+              <w:jc w:val="both"/>
+            </w:pPr>
+            <w:r>
+              <w:t>Входная информация:</w:t>
+            </w:r>
+          </w:p>
+          <w:p>
+            <w:pPr>
+              <w:jc w:val="both"/>
+            </w:pPr>
+            <w:r>
+              <w:t>1.Дата и время</w:t>
+            </w:r>
+          </w:p>
+          <w:p>
+            <w:pPr>
+              <w:jc w:val="both"/>
+            </w:pPr>
+            <w:r>
+              <w:t>2.Кол-во часов, нужных для записи</w:t>
+            </w:r>
+          </w:p>
+          <w:p>
+            <w:pPr>
+              <w:jc w:val="both"/>
+            </w:pPr>
+            <w:r>
+              <w:t>Выходная информация:</w:t>
+            </w:r>
+          </w:p>
+          <w:p>
+            <w:pPr>
+              <w:jc w:val="both"/>
+            </w:pPr>
+            <w:r>
+              <w:t>1.Заявка отправляется звукоинженеру</w:t>
+            </w:r>
+          </w:p>
+          <w:p>
+            <w:pPr>
+              <w:jc w:val="both"/>
+            </w:pPr>
+          </w:p>
         </w:tc>
         <w:tc>
           <w:tcPr>
-            <w:tcW w:w="2278" w:type="dxa"/>
+            <w:tcW w:w="1851" w:type="dxa"/>
             <w:tcBorders>
               <w:right w:val="nil"/>
             </w:tcBorders>
           </w:tcPr>
-          <w:p/>
+          <w:p>
+            <w:pPr>
+              <w:jc w:val="both"/>
+            </w:pPr>
+            <w:r>
+              <w:t>1</w:t>
+            </w:r>
+            <w:r>
+              <w:t>.Исполнитель</w:t>
+            </w:r>
+          </w:p>
+          <w:p>
+            <w:pPr>
+              <w:jc w:val="both"/>
+            </w:pPr>
+            <w:r>
+              <w:t>2</w:t>
+            </w:r>
+            <w:r>
+              <w:t>.Администратор</w:t>
+            </w:r>
+          </w:p>
+        </w:tc>
+      </w:tr>
+      <w:tr>
+        <w:trPr>
+          <w:trHeight w:val="62"/>
+        </w:trPr>
+        <w:tc>
+          <w:tcPr>
+            <w:tcW w:w="2126" w:type="dxa"/>
+            <w:tcBorders>
+              <w:left w:val="nil"/>
+            </w:tcBorders>
+          </w:tcPr>
+          <w:p>
+            <w:pPr>
+              <w:jc w:val="both"/>
+            </w:pPr>
+            <w:r>
+              <w:t>Связь звукоинженера с исполнителем</w:t>
+            </w:r>
+          </w:p>
+        </w:tc>
+        <w:tc>
+          <w:tcPr>
+            <w:tcW w:w="3970" w:type="dxa"/>
+          </w:tcPr>
+          <w:p>
+            <w:pPr>
+              <w:jc w:val="both"/>
+            </w:pPr>
+            <w:r>
+              <w:t>Продюсер, может общаться с помощью чата с исполнителем, для обсуждения проекта(правок, предпочтений)</w:t>
+            </w:r>
+          </w:p>
+        </w:tc>
+        <w:tc>
+          <w:tcPr>
+            <w:tcW w:w="2694" w:type="dxa"/>
+          </w:tcPr>
+          <w:p>
+            <w:pPr>
+              <w:jc w:val="both"/>
+            </w:pPr>
+            <w:r>
+              <w:t>1.Связь продюсера с исполнителем</w:t>
+            </w:r>
+          </w:p>
+        </w:tc>
+        <w:tc>
+          <w:tcPr>
+            <w:tcW w:w="4669" w:type="dxa"/>
+          </w:tcPr>
+          <w:p>
+            <w:pPr>
+              <w:jc w:val="both"/>
+            </w:pPr>
+            <w:r>
+              <w:t>Входная информация:</w:t>
+            </w:r>
+          </w:p>
+          <w:p>
+            <w:pPr>
+              <w:jc w:val="both"/>
+            </w:pPr>
+            <w:r>
+              <w:t>1.Вопрос</w:t>
+            </w:r>
+          </w:p>
+          <w:p>
+            <w:pPr>
+              <w:jc w:val="both"/>
+            </w:pPr>
+            <w:r>
+              <w:t>Выходная информация:</w:t>
+            </w:r>
+          </w:p>
+          <w:p>
+            <w:pPr>
+              <w:jc w:val="both"/>
+            </w:pPr>
+            <w:r>
+              <w:t>2.Ответ</w:t>
+            </w:r>
+          </w:p>
+        </w:tc>
+        <w:tc>
+          <w:tcPr>
+            <w:tcW w:w="1851" w:type="dxa"/>
+            <w:tcBorders>
+              <w:right w:val="nil"/>
+            </w:tcBorders>
+          </w:tcPr>
+          <w:p>
+            <w:pPr>
+              <w:jc w:val="both"/>
+            </w:pPr>
+            <w:r>
+              <w:t>1.Продюсер</w:t>
+            </w:r>
+          </w:p>
+          <w:p>
+            <w:pPr>
+              <w:jc w:val="both"/>
+            </w:pPr>
+            <w:r>
+              <w:t>2.Исполнитель</w:t>
+            </w:r>
+          </w:p>
+        </w:tc>
+      </w:tr>
+      <w:tr>
+        <w:trPr>
+          <w:trHeight w:val="62"/>
+        </w:trPr>
+        <w:tc>
+          <w:tcPr>
+            <w:tcW w:w="2126" w:type="dxa"/>
+            <w:tcBorders>
+              <w:left w:val="nil"/>
+            </w:tcBorders>
+          </w:tcPr>
+          <w:p>
+            <w:pPr>
+              <w:jc w:val="both"/>
+            </w:pPr>
+            <w:r>
+              <w:t>Администрирование</w:t>
+            </w:r>
+          </w:p>
+        </w:tc>
+        <w:tc>
+          <w:tcPr>
+            <w:tcW w:w="3970" w:type="dxa"/>
+          </w:tcPr>
+          <w:p>
+            <w:pPr>
+              <w:jc w:val="both"/>
+            </w:pPr>
+            <w:r>
+              <w:t>Пользователь, входящий с ролью «Администратор» может удалять отзывы и блокировать пользователей</w:t>
+            </w:r>
+          </w:p>
+        </w:tc>
+        <w:tc>
+          <w:tcPr>
+            <w:tcW w:w="2694" w:type="dxa"/>
+          </w:tcPr>
+          <w:p>
+            <w:pPr>
+              <w:jc w:val="both"/>
+            </w:pPr>
+            <w:r>
+              <w:t>1.Удаление отзыва</w:t>
+            </w:r>
+          </w:p>
+          <w:p>
+            <w:pPr>
+              <w:jc w:val="both"/>
+            </w:pPr>
+            <w:r>
+              <w:t>2.Блокировка пользователей</w:t>
+            </w:r>
+          </w:p>
+          <w:p>
+            <w:pPr>
+              <w:jc w:val="both"/>
+            </w:pPr>
+            <w:r>
+              <w:t>3.Обработка жалоб</w:t>
+            </w:r>
+          </w:p>
+        </w:tc>
+        <w:tc>
+          <w:tcPr>
+            <w:tcW w:w="4669" w:type="dxa"/>
+          </w:tcPr>
+          <w:p>
+            <w:pPr>
+              <w:jc w:val="both"/>
+            </w:pPr>
+          </w:p>
+        </w:tc>
+        <w:tc>
+          <w:tcPr>
+            <w:tcW w:w="1851" w:type="dxa"/>
+            <w:tcBorders>
+              <w:right w:val="nil"/>
+            </w:tcBorders>
+          </w:tcPr>
+          <w:p>
+            <w:pPr>
+              <w:jc w:val="both"/>
+            </w:pPr>
+            <w:r>
+              <w:t>1.Администратор</w:t>
+            </w:r>
+          </w:p>
+        </w:tc>
+      </w:tr>
+      <w:tr>
+        <w:trPr>
+          <w:trHeight w:val="62"/>
+        </w:trPr>
+        <w:tc>
+          <w:tcPr>
+            <w:tcW w:w="2126" w:type="dxa"/>
+            <w:tcBorders>
+              <w:left w:val="nil"/>
+            </w:tcBorders>
+          </w:tcPr>
+          <w:p>
+            <w:pPr>
+              <w:jc w:val="both"/>
+            </w:pPr>
+            <w:r>
+              <w:t>Система жалоб</w:t>
+            </w:r>
+          </w:p>
+        </w:tc>
+        <w:tc>
+          <w:tcPr>
+            <w:tcW w:w="3970" w:type="dxa"/>
+          </w:tcPr>
+          <w:p>
+            <w:pPr>
+              <w:jc w:val="both"/>
+            </w:pPr>
+            <w:r>
+              <w:t>Пользователи могут оставлять жалобы</w:t>
+            </w:r>
+            <w:r>
+              <w:t xml:space="preserve"> </w:t>
+            </w:r>
+            <w:r>
+              <w:t>на других пользователей</w:t>
+            </w:r>
+          </w:p>
+        </w:tc>
+        <w:tc>
+          <w:tcPr>
+            <w:tcW w:w="2694" w:type="dxa"/>
+          </w:tcPr>
+          <w:p>
+            <w:pPr>
+              <w:jc w:val="both"/>
+            </w:pPr>
+            <w:r>
+              <w:t>1.Отправление жалобы</w:t>
+            </w:r>
+          </w:p>
+        </w:tc>
+        <w:tc>
+          <w:tcPr>
+            <w:tcW w:w="4669" w:type="dxa"/>
+          </w:tcPr>
+          <w:p>
+            <w:pPr>
+              <w:jc w:val="both"/>
+            </w:pPr>
+            <w:r>
+              <w:t>Входная информация:</w:t>
+            </w:r>
+          </w:p>
+          <w:p>
+            <w:pPr>
+              <w:jc w:val="both"/>
+            </w:pPr>
+            <w:r>
+              <w:t xml:space="preserve">1.Жалоба </w:t>
+            </w:r>
+          </w:p>
+          <w:p>
+            <w:pPr>
+              <w:jc w:val="both"/>
+            </w:pPr>
+            <w:r>
+              <w:t>Выходная информация:</w:t>
+            </w:r>
+          </w:p>
+          <w:p>
+            <w:pPr>
+              <w:jc w:val="both"/>
+            </w:pPr>
+            <w:r>
+              <w:t>1.Решение администратора</w:t>
+            </w:r>
+          </w:p>
+        </w:tc>
+        <w:tc>
+          <w:tcPr>
+            <w:tcW w:w="1851" w:type="dxa"/>
+            <w:tcBorders>
+              <w:right w:val="nil"/>
+            </w:tcBorders>
+          </w:tcPr>
+          <w:p>
+            <w:pPr>
+              <w:jc w:val="both"/>
+            </w:pPr>
+            <w:r>
+              <w:t>1.Продюсер</w:t>
+            </w:r>
+          </w:p>
+          <w:p>
+            <w:pPr>
+              <w:jc w:val="both"/>
+            </w:pPr>
+            <w:r>
+              <w:t>2.Исполнитель</w:t>
+            </w:r>
+          </w:p>
+          <w:p>
+            <w:pPr>
+              <w:jc w:val="both"/>
+            </w:pPr>
+            <w:r>
+              <w:t>3.Администратор</w:t>
+            </w:r>
+          </w:p>
         </w:tc>
       </w:tr>
     </w:tbl>
-    <w:p/>
+    <w:p>
+      <w:pPr>
+        <w:jc w:val="both"/>
+        <w:rPr>
+          <w:lang w:val="en-US"/>
+        </w:rPr>
+      </w:pPr>
+      <w:bookmarkStart w:id="0" w:name="_GoBack"/>
+      <w:bookmarkEnd w:id="0"/>
+    </w:p>
     <w:sectPr>
-      <w:headerReference w:type="default" r:id="rId12"/>
-      <w:footerReference w:type="default" r:id="rId13"/>
-      <w:pgSz w:w="11906" w:h="16838" w:code="9"/>
-      <w:pgMar w:top="851" w:right="567" w:bottom="1701" w:left="1418" w:header="0" w:footer="0" w:gutter="0"/>
+      <w:headerReference w:type="default" r:id="rId14"/>
+      <w:footerReference w:type="default" r:id="rId15"/>
+      <w:pgSz w:w="16838" w:h="11906" w:orient="landscape" w:code="9"/>
+      <w:pgMar w:top="1418" w:right="851" w:bottom="567" w:left="1701" w:header="0" w:footer="0" w:gutter="0"/>
       <w:cols w:space="720"/>
       <w:docGrid w:linePitch="272"/>
     </w:sectPr>
@@ -1644,6 +2251,17 @@
 </file>
 
 <file path=word/footer2.xml><?xml version="1.0" encoding="utf-8"?>
+<w:ftr xmlns:wpc="http://schemas.microsoft.com/office/word/2010/wordprocessingCanvas" xmlns:cx="http://schemas.microsoft.com/office/drawing/2014/chartex" xmlns:cx1="http://schemas.microsoft.com/office/drawing/2015/9/8/chartex" xmlns:mc="http://schemas.openxmlformats.org/markup-compatibility/2006" xmlns:o="urn:schemas-microsoft-com:office:office" xmlns:r="http://schemas.openxmlformats.org/officeDocument/2006/relationships" xmlns:m="http://schemas.openxmlformats.org/officeDocument/2006/math" xmlns:v="urn:schemas-microsoft-com:vml" xmlns:wp14="http://schemas.microsoft.com/office/word/2010/wordprocessingDrawing" xmlns:wp="http://schemas.openxmlformats.org/drawingml/2006/wordprocessingDrawing" xmlns:w10="urn:schemas-microsoft-com:office:word" xmlns:w="http://schemas.openxmlformats.org/wordprocessingml/2006/main" xmlns:w14="http://schemas.microsoft.com/office/word/2010/wordml" xmlns:w15="http://schemas.microsoft.com/office/word/2012/wordml" xmlns:w16se="http://schemas.microsoft.com/office/word/2015/wordml/symex" xmlns:wpg="http://schemas.microsoft.com/office/word/2010/wordprocessingGroup" xmlns:wpi="http://schemas.microsoft.com/office/word/2010/wordprocessingInk" xmlns:wne="http://schemas.microsoft.com/office/word/2006/wordml" xmlns:wps="http://schemas.microsoft.com/office/word/2010/wordprocessingShape" mc:Ignorable="w14 w15 w16se wp14">
+  <w:p>
+    <w:pPr>
+      <w:pStyle w:val="a6"/>
+      <w:ind w:right="360"/>
+    </w:pPr>
+  </w:p>
+</w:ftr>
+</file>
+
+<file path=word/footer3.xml><?xml version="1.0" encoding="utf-8"?>
 <w:ftr xmlns:wpc="http://schemas.microsoft.com/office/word/2010/wordprocessingCanvas" xmlns:cx="http://schemas.microsoft.com/office/drawing/2014/chartex" xmlns:cx1="http://schemas.microsoft.com/office/drawing/2015/9/8/chartex" xmlns:mc="http://schemas.openxmlformats.org/markup-compatibility/2006" xmlns:o="urn:schemas-microsoft-com:office:office" xmlns:r="http://schemas.openxmlformats.org/officeDocument/2006/relationships" xmlns:m="http://schemas.openxmlformats.org/officeDocument/2006/math" xmlns:v="urn:schemas-microsoft-com:vml" xmlns:wp14="http://schemas.microsoft.com/office/word/2010/wordprocessingDrawing" xmlns:wp="http://schemas.openxmlformats.org/drawingml/2006/wordprocessingDrawing" xmlns:w10="urn:schemas-microsoft-com:office:word" xmlns:w="http://schemas.openxmlformats.org/wordprocessingml/2006/main" xmlns:w14="http://schemas.microsoft.com/office/word/2010/wordml" xmlns:w15="http://schemas.microsoft.com/office/word/2012/wordml" xmlns:w16se="http://schemas.microsoft.com/office/word/2015/wordml/symex" xmlns:wpg="http://schemas.microsoft.com/office/word/2010/wordprocessingGroup" xmlns:wpi="http://schemas.microsoft.com/office/word/2010/wordprocessingInk" xmlns:wne="http://schemas.microsoft.com/office/word/2006/wordml" xmlns:wps="http://schemas.microsoft.com/office/word/2010/wordprocessingShape" mc:Ignorable="w14 w15 w16se wp14">
   <w:p>
     <w:pPr>
@@ -1963,7 +2581,7 @@
                                   <w:noProof/>
                                   <w:sz w:val="22"/>
                                 </w:rPr>
-                                <w:t>3</w:t>
+                                <w:t>2</w:t>
                               </w:r>
                               <w:r>
                                 <w:rPr>
@@ -2087,7 +2705,7 @@
                             <w:noProof/>
                             <w:sz w:val="22"/>
                           </w:rPr>
-                          <w:t>3</w:t>
+                          <w:t>2</w:t>
                         </w:r>
                         <w:r>
                           <w:rPr>
@@ -2118,6 +2736,345 @@
 </w:hdr>
 </file>
 
+<file path=word/header3.xml><?xml version="1.0" encoding="utf-8"?>
+<w:hdr xmlns:wpc="http://schemas.microsoft.com/office/word/2010/wordprocessingCanvas" xmlns:cx="http://schemas.microsoft.com/office/drawing/2014/chartex" xmlns:cx1="http://schemas.microsoft.com/office/drawing/2015/9/8/chartex" xmlns:mc="http://schemas.openxmlformats.org/markup-compatibility/2006" xmlns:o="urn:schemas-microsoft-com:office:office" xmlns:r="http://schemas.openxmlformats.org/officeDocument/2006/relationships" xmlns:m="http://schemas.openxmlformats.org/officeDocument/2006/math" xmlns:v="urn:schemas-microsoft-com:vml" xmlns:wp14="http://schemas.microsoft.com/office/word/2010/wordprocessingDrawing" xmlns:wp="http://schemas.openxmlformats.org/drawingml/2006/wordprocessingDrawing" xmlns:w10="urn:schemas-microsoft-com:office:word" xmlns:w="http://schemas.openxmlformats.org/wordprocessingml/2006/main" xmlns:w14="http://schemas.microsoft.com/office/word/2010/wordml" xmlns:w15="http://schemas.microsoft.com/office/word/2012/wordml" xmlns:w16se="http://schemas.microsoft.com/office/word/2015/wordml/symex" xmlns:wpg="http://schemas.microsoft.com/office/word/2010/wordprocessingGroup" xmlns:wpi="http://schemas.microsoft.com/office/word/2010/wordprocessingInk" xmlns:wne="http://schemas.microsoft.com/office/word/2006/wordml" xmlns:wps="http://schemas.microsoft.com/office/word/2010/wordprocessingShape" mc:Ignorable="w14 w15 w16se wp14">
+  <w:p>
+    <w:pPr>
+      <w:pStyle w:val="a4"/>
+      <w:framePr w:wrap="around" w:vAnchor="text" w:hAnchor="margin" w:xAlign="center" w:y="1"/>
+      <w:rPr>
+        <w:rStyle w:val="a9"/>
+      </w:rPr>
+    </w:pPr>
+  </w:p>
+  <w:p>
+    <w:pPr>
+      <w:pStyle w:val="a4"/>
+      <w:tabs>
+        <w:tab w:val="clear" w:pos="4153"/>
+        <w:tab w:val="clear" w:pos="8306"/>
+        <w:tab w:val="center" w:pos="4960"/>
+      </w:tabs>
+    </w:pPr>
+    <w:r>
+      <w:rPr>
+        <w:noProof/>
+      </w:rPr>
+      <mc:AlternateContent>
+        <mc:Choice Requires="wpg">
+          <w:drawing>
+            <wp:anchor distT="0" distB="0" distL="114300" distR="114300" simplePos="0" relativeHeight="251661312" behindDoc="0" locked="0" layoutInCell="1" allowOverlap="1" wp14:anchorId="38C2EB9B" wp14:editId="28D57579">
+              <wp:simplePos x="0" y="0"/>
+              <wp:positionH relativeFrom="margin">
+                <wp:posOffset>-280035</wp:posOffset>
+              </wp:positionH>
+              <wp:positionV relativeFrom="page">
+                <wp:posOffset>165100</wp:posOffset>
+              </wp:positionV>
+              <wp:extent cx="9715500" cy="7239000"/>
+              <wp:effectExtent l="0" t="0" r="19050" b="19050"/>
+              <wp:wrapNone/>
+              <wp:docPr id="11" name="Group 455"/>
+              <wp:cNvGraphicFramePr>
+                <a:graphicFrameLocks xmlns:a="http://schemas.openxmlformats.org/drawingml/2006/main"/>
+              </wp:cNvGraphicFramePr>
+              <a:graphic xmlns:a="http://schemas.openxmlformats.org/drawingml/2006/main">
+                <a:graphicData uri="http://schemas.microsoft.com/office/word/2010/wordprocessingGroup">
+                  <wpg:wgp>
+                    <wpg:cNvGrpSpPr>
+                      <a:grpSpLocks/>
+                    </wpg:cNvGrpSpPr>
+                    <wpg:grpSpPr bwMode="auto">
+                      <a:xfrm>
+                        <a:off x="0" y="0"/>
+                        <a:ext cx="9715500" cy="7239000"/>
+                        <a:chOff x="1134" y="284"/>
+                        <a:chExt cx="10488" cy="16271"/>
+                      </a:xfrm>
+                    </wpg:grpSpPr>
+                    <wps:wsp>
+                      <wps:cNvPr id="12" name="Rectangle 456"/>
+                      <wps:cNvSpPr>
+                        <a:spLocks noChangeArrowheads="1"/>
+                      </wps:cNvSpPr>
+                      <wps:spPr bwMode="auto">
+                        <a:xfrm>
+                          <a:off x="1134" y="284"/>
+                          <a:ext cx="10488" cy="16271"/>
+                        </a:xfrm>
+                        <a:prstGeom prst="rect">
+                          <a:avLst/>
+                        </a:prstGeom>
+                        <a:noFill/>
+                        <a:ln w="25400">
+                          <a:solidFill>
+                            <a:srgbClr val="000000"/>
+                          </a:solidFill>
+                          <a:miter lim="800000"/>
+                          <a:headEnd/>
+                          <a:tailEnd/>
+                        </a:ln>
+                        <a:extLst>
+                          <a:ext uri="{909E8E84-426E-40DD-AFC4-6F175D3DCCD1}">
+                            <a14:hiddenFill xmlns:a14="http://schemas.microsoft.com/office/drawing/2010/main">
+                              <a:solidFill>
+                                <a:srgbClr val="FFFFFF"/>
+                              </a:solidFill>
+                            </a14:hiddenFill>
+                          </a:ext>
+                        </a:extLst>
+                      </wps:spPr>
+                      <wps:bodyPr rot="0" vert="horz" wrap="square" lIns="91440" tIns="45720" rIns="91440" bIns="45720" anchor="t" anchorCtr="0" upright="1">
+                        <a:noAutofit/>
+                      </wps:bodyPr>
+                    </wps:wsp>
+                    <wpg:grpSp>
+                      <wpg:cNvPr id="13" name="Group 457"/>
+                      <wpg:cNvGrpSpPr>
+                        <a:grpSpLocks/>
+                      </wpg:cNvGrpSpPr>
+                      <wpg:grpSpPr bwMode="auto">
+                        <a:xfrm>
+                          <a:off x="11047" y="15399"/>
+                          <a:ext cx="575" cy="1138"/>
+                          <a:chOff x="9274" y="13557"/>
+                          <a:chExt cx="575" cy="1138"/>
+                        </a:xfrm>
+                      </wpg:grpSpPr>
+                      <wps:wsp>
+                        <wps:cNvPr id="14" name="Text Box 458"/>
+                        <wps:cNvSpPr txBox="1">
+                          <a:spLocks noChangeArrowheads="1"/>
+                        </wps:cNvSpPr>
+                        <wps:spPr bwMode="auto">
+                          <a:xfrm>
+                            <a:off x="9274" y="13557"/>
+                            <a:ext cx="567" cy="1138"/>
+                          </a:xfrm>
+                          <a:prstGeom prst="rect">
+                            <a:avLst/>
+                          </a:prstGeom>
+                          <a:solidFill>
+                            <a:srgbClr val="FFFFFF"/>
+                          </a:solidFill>
+                          <a:ln w="25400">
+                            <a:solidFill>
+                              <a:srgbClr val="000000"/>
+                            </a:solidFill>
+                            <a:miter lim="800000"/>
+                            <a:headEnd/>
+                            <a:tailEnd/>
+                          </a:ln>
+                        </wps:spPr>
+                        <wps:txbx>
+                          <w:txbxContent>
+                            <w:p>
+                              <w:pPr>
+                                <w:jc w:val="center"/>
+                                <w:rPr>
+                                  <w:sz w:val="24"/>
+                                </w:rPr>
+                              </w:pPr>
+                              <w:r>
+                                <w:rPr>
+                                  <w:sz w:val="24"/>
+                                </w:rPr>
+                                <w:t>Лист</w:t>
+                              </w:r>
+                            </w:p>
+                            <w:p>
+                              <w:pPr>
+                                <w:jc w:val="center"/>
+                                <w:rPr>
+                                  <w:sz w:val="18"/>
+                                </w:rPr>
+                              </w:pPr>
+                            </w:p>
+                            <w:p>
+                              <w:pPr>
+                                <w:jc w:val="center"/>
+                                <w:rPr>
+                                  <w:sz w:val="22"/>
+                                </w:rPr>
+                              </w:pPr>
+                              <w:r>
+                                <w:rPr>
+                                  <w:sz w:val="22"/>
+                                </w:rPr>
+                                <w:fldChar w:fldCharType="begin"/>
+                              </w:r>
+                              <w:r>
+                                <w:rPr>
+                                  <w:sz w:val="22"/>
+                                </w:rPr>
+                                <w:instrText>PAGE   \* MERGEFORMAT</w:instrText>
+                              </w:r>
+                              <w:r>
+                                <w:rPr>
+                                  <w:sz w:val="22"/>
+                                </w:rPr>
+                                <w:fldChar w:fldCharType="separate"/>
+                              </w:r>
+                              <w:r>
+                                <w:rPr>
+                                  <w:noProof/>
+                                  <w:sz w:val="22"/>
+                                </w:rPr>
+                                <w:t>3</w:t>
+                              </w:r>
+                              <w:r>
+                                <w:rPr>
+                                  <w:sz w:val="22"/>
+                                </w:rPr>
+                                <w:fldChar w:fldCharType="end"/>
+                              </w:r>
+                            </w:p>
+                          </w:txbxContent>
+                        </wps:txbx>
+                        <wps:bodyPr rot="0" vert="horz" wrap="square" lIns="0" tIns="0" rIns="0" bIns="0" anchor="t" anchorCtr="0" upright="1">
+                          <a:noAutofit/>
+                        </wps:bodyPr>
+                      </wps:wsp>
+                      <wps:wsp>
+                        <wps:cNvPr id="15" name="AutoShape 459"/>
+                        <wps:cNvCnPr>
+                          <a:cxnSpLocks noChangeShapeType="1"/>
+                        </wps:cNvCnPr>
+                        <wps:spPr bwMode="auto">
+                          <a:xfrm>
+                            <a:off x="9282" y="14227"/>
+                            <a:ext cx="567" cy="0"/>
+                          </a:xfrm>
+                          <a:prstGeom prst="straightConnector1">
+                            <a:avLst/>
+                          </a:prstGeom>
+                          <a:noFill/>
+                          <a:ln w="25400">
+                            <a:solidFill>
+                              <a:srgbClr val="000000"/>
+                            </a:solidFill>
+                            <a:round/>
+                            <a:headEnd/>
+                            <a:tailEnd/>
+                          </a:ln>
+                          <a:extLst>
+                            <a:ext uri="{909E8E84-426E-40DD-AFC4-6F175D3DCCD1}">
+                              <a14:hiddenFill xmlns:a14="http://schemas.microsoft.com/office/drawing/2010/main">
+                                <a:noFill/>
+                              </a14:hiddenFill>
+                            </a:ext>
+                          </a:extLst>
+                        </wps:spPr>
+                        <wps:bodyPr/>
+                      </wps:wsp>
+                    </wpg:grpSp>
+                  </wpg:wgp>
+                </a:graphicData>
+              </a:graphic>
+              <wp14:sizeRelH relativeFrom="page">
+                <wp14:pctWidth>0</wp14:pctWidth>
+              </wp14:sizeRelH>
+              <wp14:sizeRelV relativeFrom="page">
+                <wp14:pctHeight>0</wp14:pctHeight>
+              </wp14:sizeRelV>
+            </wp:anchor>
+          </w:drawing>
+        </mc:Choice>
+        <mc:Fallback>
+          <w:pict>
+            <v:group w14:anchorId="38C2EB9B" id="_x0000_s1031" style="position:absolute;margin-left:-22.05pt;margin-top:13pt;width:765pt;height:570pt;z-index:251661312;mso-position-horizontal-relative:margin;mso-position-vertical-relative:page" coordorigin="1134,284" coordsize="10488,16271" o:gfxdata="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">
+              <v:rect id="Rectangle 456" o:spid="_x0000_s1032" style="position:absolute;left:1134;top:284;width:10488;height:16271;visibility:visible;mso-wrap-style:square;v-text-anchor:top" o:gfxdata="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" filled="f" strokeweight="2pt"/>
+              <v:group id="Group 457" o:spid="_x0000_s1033" style="position:absolute;left:11047;top:15399;width:575;height:1138" coordorigin="9274,13557" coordsize="575,1138" o:gfxdata="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">
+                <v:shapetype id="_x0000_t202" coordsize="21600,21600" o:spt="202" path="m,l,21600r21600,l21600,xe">
+                  <v:stroke joinstyle="miter"/>
+                  <v:path gradientshapeok="t" o:connecttype="rect"/>
+                </v:shapetype>
+                <v:shape id="Text Box 458" o:spid="_x0000_s1034" type="#_x0000_t202" style="position:absolute;left:9274;top:13557;width:567;height:1138;visibility:visible;mso-wrap-style:square;v-text-anchor:top" o:gfxdata="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" strokeweight="2pt">
+                  <v:textbox inset="0,0,0,0">
+                    <w:txbxContent>
+                      <w:p>
+                        <w:pPr>
+                          <w:jc w:val="center"/>
+                          <w:rPr>
+                            <w:sz w:val="24"/>
+                          </w:rPr>
+                        </w:pPr>
+                        <w:r>
+                          <w:rPr>
+                            <w:sz w:val="24"/>
+                          </w:rPr>
+                          <w:t>Лист</w:t>
+                        </w:r>
+                      </w:p>
+                      <w:p>
+                        <w:pPr>
+                          <w:jc w:val="center"/>
+                          <w:rPr>
+                            <w:sz w:val="18"/>
+                          </w:rPr>
+                        </w:pPr>
+                      </w:p>
+                      <w:p>
+                        <w:pPr>
+                          <w:jc w:val="center"/>
+                          <w:rPr>
+                            <w:sz w:val="22"/>
+                          </w:rPr>
+                        </w:pPr>
+                        <w:r>
+                          <w:rPr>
+                            <w:sz w:val="22"/>
+                          </w:rPr>
+                          <w:fldChar w:fldCharType="begin"/>
+                        </w:r>
+                        <w:r>
+                          <w:rPr>
+                            <w:sz w:val="22"/>
+                          </w:rPr>
+                          <w:instrText>PAGE   \* MERGEFORMAT</w:instrText>
+                        </w:r>
+                        <w:r>
+                          <w:rPr>
+                            <w:sz w:val="22"/>
+                          </w:rPr>
+                          <w:fldChar w:fldCharType="separate"/>
+                        </w:r>
+                        <w:r>
+                          <w:rPr>
+                            <w:noProof/>
+                            <w:sz w:val="22"/>
+                          </w:rPr>
+                          <w:t>3</w:t>
+                        </w:r>
+                        <w:r>
+                          <w:rPr>
+                            <w:sz w:val="22"/>
+                          </w:rPr>
+                          <w:fldChar w:fldCharType="end"/>
+                        </w:r>
+                      </w:p>
+                    </w:txbxContent>
+                  </v:textbox>
+                </v:shape>
+                <v:shapetype id="_x0000_t32" coordsize="21600,21600" o:spt="32" o:oned="t" path="m,l21600,21600e" filled="f">
+                  <v:path arrowok="t" fillok="f" o:connecttype="none"/>
+                  <o:lock v:ext="edit" shapetype="t"/>
+                </v:shapetype>
+                <v:shape id="AutoShape 459" o:spid="_x0000_s1035" type="#_x0000_t32" style="position:absolute;left:9282;top:14227;width:567;height:0;visibility:visible;mso-wrap-style:square" o:connectortype="straight" o:gfxdata="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" strokeweight="2pt"/>
+              </v:group>
+              <w10:wrap anchorx="margin" anchory="page"/>
+            </v:group>
+          </w:pict>
+        </mc:Fallback>
+      </mc:AlternateContent>
+    </w:r>
+    <w:r>
+      <w:tab/>
+    </w:r>
+  </w:p>
+</w:hdr>
+</file>
+
 <file path=word/numbering.xml><?xml version="1.0" encoding="utf-8"?>
 <w:numbering xmlns:wpc="http://schemas.microsoft.com/office/word/2010/wordprocessingCanvas" xmlns:cx="http://schemas.microsoft.com/office/drawing/2014/chartex" xmlns:cx1="http://schemas.microsoft.com/office/drawing/2015/9/8/chartex" xmlns:mc="http://schemas.openxmlformats.org/markup-compatibility/2006" xmlns:o="urn:schemas-microsoft-com:office:office" xmlns:r="http://schemas.openxmlformats.org/officeDocument/2006/relationships" xmlns:m="http://schemas.openxmlformats.org/officeDocument/2006/math" xmlns:v="urn:schemas-microsoft-com:vml" xmlns:wp14="http://schemas.microsoft.com/office/word/2010/wordprocessingDrawing" xmlns:wp="http://schemas.openxmlformats.org/drawingml/2006/wordprocessingDrawing" xmlns:w10="urn:schemas-microsoft-com:office:word" xmlns:w="http://schemas.openxmlformats.org/wordprocessingml/2006/main" xmlns:w14="http://schemas.microsoft.com/office/word/2010/wordml" xmlns:w15="http://schemas.microsoft.com/office/word/2012/wordml" xmlns:w16se="http://schemas.microsoft.com/office/word/2015/wordml/symex" xmlns:wpg="http://schemas.microsoft.com/office/word/2010/wordprocessingGroup" xmlns:wpi="http://schemas.microsoft.com/office/word/2010/wordprocessingInk" xmlns:wne="http://schemas.microsoft.com/office/word/2006/wordml" xmlns:wps="http://schemas.microsoft.com/office/word/2010/wordprocessingShape" mc:Ignorable="w14 w15 w16se wp14">
   <w:abstractNum w:abstractNumId="0" w15:restartNumberingAfterBreak="0">
@@ -2368,6 +3325,95 @@
     </w:lvl>
   </w:abstractNum>
   <w:abstractNum w:abstractNumId="3" w15:restartNumberingAfterBreak="0">
+    <w:nsid w:val="19E33CFD"/>
+    <w:multiLevelType w:val="hybridMultilevel"/>
+    <w:tmpl w:val="E8267BF0"/>
+    <w:lvl w:ilvl="0" w:tplc="0419000F">
+      <w:start w:val="1"/>
+      <w:numFmt w:val="decimal"/>
+      <w:lvlText w:val="%1."/>
+      <w:lvlJc w:val="left"/>
+      <w:pPr>
+        <w:ind w:left="720" w:hanging="360"/>
+      </w:pPr>
+      <w:rPr>
+        <w:rFonts w:hint="default"/>
+      </w:rPr>
+    </w:lvl>
+    <w:lvl w:ilvl="1" w:tplc="04190019" w:tentative="1">
+      <w:start w:val="1"/>
+      <w:numFmt w:val="lowerLetter"/>
+      <w:lvlText w:val="%2."/>
+      <w:lvlJc w:val="left"/>
+      <w:pPr>
+        <w:ind w:left="1440" w:hanging="360"/>
+      </w:pPr>
+    </w:lvl>
+    <w:lvl w:ilvl="2" w:tplc="0419001B" w:tentative="1">
+      <w:start w:val="1"/>
+      <w:numFmt w:val="lowerRoman"/>
+      <w:lvlText w:val="%3."/>
+      <w:lvlJc w:val="right"/>
+      <w:pPr>
+        <w:ind w:left="2160" w:hanging="180"/>
+      </w:pPr>
+    </w:lvl>
+    <w:lvl w:ilvl="3" w:tplc="0419000F" w:tentative="1">
+      <w:start w:val="1"/>
+      <w:numFmt w:val="decimal"/>
+      <w:lvlText w:val="%4."/>
+      <w:lvlJc w:val="left"/>
+      <w:pPr>
+        <w:ind w:left="2880" w:hanging="360"/>
+      </w:pPr>
+    </w:lvl>
+    <w:lvl w:ilvl="4" w:tplc="04190019" w:tentative="1">
+      <w:start w:val="1"/>
+      <w:numFmt w:val="lowerLetter"/>
+      <w:lvlText w:val="%5."/>
+      <w:lvlJc w:val="left"/>
+      <w:pPr>
+        <w:ind w:left="3600" w:hanging="360"/>
+      </w:pPr>
+    </w:lvl>
+    <w:lvl w:ilvl="5" w:tplc="0419001B" w:tentative="1">
+      <w:start w:val="1"/>
+      <w:numFmt w:val="lowerRoman"/>
+      <w:lvlText w:val="%6."/>
+      <w:lvlJc w:val="right"/>
+      <w:pPr>
+        <w:ind w:left="4320" w:hanging="180"/>
+      </w:pPr>
+    </w:lvl>
+    <w:lvl w:ilvl="6" w:tplc="0419000F" w:tentative="1">
+      <w:start w:val="1"/>
+      <w:numFmt w:val="decimal"/>
+      <w:lvlText w:val="%7."/>
+      <w:lvlJc w:val="left"/>
+      <w:pPr>
+        <w:ind w:left="5040" w:hanging="360"/>
+      </w:pPr>
+    </w:lvl>
+    <w:lvl w:ilvl="7" w:tplc="04190019" w:tentative="1">
+      <w:start w:val="1"/>
+      <w:numFmt w:val="lowerLetter"/>
+      <w:lvlText w:val="%8."/>
+      <w:lvlJc w:val="left"/>
+      <w:pPr>
+        <w:ind w:left="5760" w:hanging="360"/>
+      </w:pPr>
+    </w:lvl>
+    <w:lvl w:ilvl="8" w:tplc="0419001B" w:tentative="1">
+      <w:start w:val="1"/>
+      <w:numFmt w:val="lowerRoman"/>
+      <w:lvlText w:val="%9."/>
+      <w:lvlJc w:val="right"/>
+      <w:pPr>
+        <w:ind w:left="6480" w:hanging="180"/>
+      </w:pPr>
+    </w:lvl>
+  </w:abstractNum>
+  <w:abstractNum w:abstractNumId="4" w15:restartNumberingAfterBreak="0">
     <w:nsid w:val="1D8B238C"/>
     <w:multiLevelType w:val="multilevel"/>
     <w:tmpl w:val="7736BE72"/>
@@ -2508,7 +3554,7 @@
       </w:rPr>
     </w:lvl>
   </w:abstractNum>
-  <w:abstractNum w:abstractNumId="4" w15:restartNumberingAfterBreak="0">
+  <w:abstractNum w:abstractNumId="5" w15:restartNumberingAfterBreak="0">
     <w:nsid w:val="1DDD68EB"/>
     <w:multiLevelType w:val="hybridMultilevel"/>
     <w:tmpl w:val="DC8A5914"/>
@@ -2597,7 +3643,7 @@
       </w:pPr>
     </w:lvl>
   </w:abstractNum>
-  <w:abstractNum w:abstractNumId="5" w15:restartNumberingAfterBreak="0">
+  <w:abstractNum w:abstractNumId="6" w15:restartNumberingAfterBreak="0">
     <w:nsid w:val="35F65970"/>
     <w:multiLevelType w:val="hybridMultilevel"/>
     <w:tmpl w:val="DB62BC2A"/>
@@ -2686,7 +3732,7 @@
       </w:pPr>
     </w:lvl>
   </w:abstractNum>
-  <w:abstractNum w:abstractNumId="6" w15:restartNumberingAfterBreak="0">
+  <w:abstractNum w:abstractNumId="7" w15:restartNumberingAfterBreak="0">
     <w:nsid w:val="39053812"/>
     <w:multiLevelType w:val="multilevel"/>
     <w:tmpl w:val="C8BC5FF4"/>
@@ -2828,7 +3874,96 @@
       </w:rPr>
     </w:lvl>
   </w:abstractNum>
-  <w:abstractNum w:abstractNumId="7" w15:restartNumberingAfterBreak="0">
+  <w:abstractNum w:abstractNumId="8" w15:restartNumberingAfterBreak="0">
+    <w:nsid w:val="3A603B27"/>
+    <w:multiLevelType w:val="hybridMultilevel"/>
+    <w:tmpl w:val="18944E4E"/>
+    <w:lvl w:ilvl="0" w:tplc="0419000F">
+      <w:start w:val="1"/>
+      <w:numFmt w:val="decimal"/>
+      <w:lvlText w:val="%1."/>
+      <w:lvlJc w:val="left"/>
+      <w:pPr>
+        <w:ind w:left="720" w:hanging="360"/>
+      </w:pPr>
+      <w:rPr>
+        <w:rFonts w:hint="default"/>
+      </w:rPr>
+    </w:lvl>
+    <w:lvl w:ilvl="1" w:tplc="04190019" w:tentative="1">
+      <w:start w:val="1"/>
+      <w:numFmt w:val="lowerLetter"/>
+      <w:lvlText w:val="%2."/>
+      <w:lvlJc w:val="left"/>
+      <w:pPr>
+        <w:ind w:left="1440" w:hanging="360"/>
+      </w:pPr>
+    </w:lvl>
+    <w:lvl w:ilvl="2" w:tplc="0419001B" w:tentative="1">
+      <w:start w:val="1"/>
+      <w:numFmt w:val="lowerRoman"/>
+      <w:lvlText w:val="%3."/>
+      <w:lvlJc w:val="right"/>
+      <w:pPr>
+        <w:ind w:left="2160" w:hanging="180"/>
+      </w:pPr>
+    </w:lvl>
+    <w:lvl w:ilvl="3" w:tplc="0419000F" w:tentative="1">
+      <w:start w:val="1"/>
+      <w:numFmt w:val="decimal"/>
+      <w:lvlText w:val="%4."/>
+      <w:lvlJc w:val="left"/>
+      <w:pPr>
+        <w:ind w:left="2880" w:hanging="360"/>
+      </w:pPr>
+    </w:lvl>
+    <w:lvl w:ilvl="4" w:tplc="04190019" w:tentative="1">
+      <w:start w:val="1"/>
+      <w:numFmt w:val="lowerLetter"/>
+      <w:lvlText w:val="%5."/>
+      <w:lvlJc w:val="left"/>
+      <w:pPr>
+        <w:ind w:left="3600" w:hanging="360"/>
+      </w:pPr>
+    </w:lvl>
+    <w:lvl w:ilvl="5" w:tplc="0419001B" w:tentative="1">
+      <w:start w:val="1"/>
+      <w:numFmt w:val="lowerRoman"/>
+      <w:lvlText w:val="%6."/>
+      <w:lvlJc w:val="right"/>
+      <w:pPr>
+        <w:ind w:left="4320" w:hanging="180"/>
+      </w:pPr>
+    </w:lvl>
+    <w:lvl w:ilvl="6" w:tplc="0419000F" w:tentative="1">
+      <w:start w:val="1"/>
+      <w:numFmt w:val="decimal"/>
+      <w:lvlText w:val="%7."/>
+      <w:lvlJc w:val="left"/>
+      <w:pPr>
+        <w:ind w:left="5040" w:hanging="360"/>
+      </w:pPr>
+    </w:lvl>
+    <w:lvl w:ilvl="7" w:tplc="04190019" w:tentative="1">
+      <w:start w:val="1"/>
+      <w:numFmt w:val="lowerLetter"/>
+      <w:lvlText w:val="%8."/>
+      <w:lvlJc w:val="left"/>
+      <w:pPr>
+        <w:ind w:left="5760" w:hanging="360"/>
+      </w:pPr>
+    </w:lvl>
+    <w:lvl w:ilvl="8" w:tplc="0419001B" w:tentative="1">
+      <w:start w:val="1"/>
+      <w:numFmt w:val="lowerRoman"/>
+      <w:lvlText w:val="%9."/>
+      <w:lvlJc w:val="right"/>
+      <w:pPr>
+        <w:ind w:left="6480" w:hanging="180"/>
+      </w:pPr>
+    </w:lvl>
+  </w:abstractNum>
+  <w:abstractNum w:abstractNumId="9" w15:restartNumberingAfterBreak="0">
     <w:nsid w:val="4A5F5107"/>
     <w:multiLevelType w:val="hybridMultilevel"/>
     <w:tmpl w:val="7586EF94"/>
@@ -2968,7 +4103,7 @@
       </w:rPr>
     </w:lvl>
   </w:abstractNum>
-  <w:abstractNum w:abstractNumId="8" w15:restartNumberingAfterBreak="0">
+  <w:abstractNum w:abstractNumId="10" w15:restartNumberingAfterBreak="0">
     <w:nsid w:val="6DEE0EF8"/>
     <w:multiLevelType w:val="singleLevel"/>
     <w:tmpl w:val="ED209052"/>
@@ -2986,7 +4121,7 @@
       </w:rPr>
     </w:lvl>
   </w:abstractNum>
-  <w:abstractNum w:abstractNumId="9" w15:restartNumberingAfterBreak="0">
+  <w:abstractNum w:abstractNumId="11" w15:restartNumberingAfterBreak="0">
     <w:nsid w:val="72625A28"/>
     <w:multiLevelType w:val="hybridMultilevel"/>
     <w:tmpl w:val="14C2A046"/>
@@ -3073,16 +4208,16 @@
     </w:lvl>
   </w:abstractNum>
   <w:num w:numId="1">
-    <w:abstractNumId w:val="3"/>
+    <w:abstractNumId w:val="4"/>
   </w:num>
   <w:num w:numId="2">
-    <w:abstractNumId w:val="7"/>
+    <w:abstractNumId w:val="9"/>
   </w:num>
   <w:num w:numId="3">
     <w:abstractNumId w:val="0"/>
   </w:num>
   <w:num w:numId="4">
-    <w:abstractNumId w:val="8"/>
+    <w:abstractNumId w:val="10"/>
     <w:lvlOverride w:ilvl="0">
       <w:startOverride w:val="1"/>
     </w:lvlOverride>
@@ -3094,16 +4229,22 @@
     </w:lvlOverride>
   </w:num>
   <w:num w:numId="6">
-    <w:abstractNumId w:val="9"/>
+    <w:abstractNumId w:val="11"/>
   </w:num>
   <w:num w:numId="7">
-    <w:abstractNumId w:val="5"/>
+    <w:abstractNumId w:val="6"/>
   </w:num>
   <w:num w:numId="8">
     <w:abstractNumId w:val="2"/>
   </w:num>
   <w:num w:numId="9">
-    <w:abstractNumId w:val="4"/>
+    <w:abstractNumId w:val="5"/>
+  </w:num>
+  <w:num w:numId="10">
+    <w:abstractNumId w:val="3"/>
+  </w:num>
+  <w:num w:numId="11">
+    <w:abstractNumId w:val="8"/>
   </w:num>
   <w:numIdMacAtCleanup w:val="3"/>
 </w:numbering>
@@ -5339,7 +6480,7 @@
 </file>
 
 <file path=customXml/itemProps1.xml><?xml version="1.0" encoding="utf-8"?>
-<ds:datastoreItem xmlns:ds="http://schemas.openxmlformats.org/officeDocument/2006/customXml" ds:itemID="{5D0A2289-9A81-4EED-87B0-0383D85C6E32}">
+<ds:datastoreItem xmlns:ds="http://schemas.openxmlformats.org/officeDocument/2006/customXml" ds:itemID="{70615856-AC67-48A0-BB91-B22EDB231C88}">
   <ds:schemaRefs>
     <ds:schemaRef ds:uri="http://schemas.openxmlformats.org/officeDocument/2006/bibliography"/>
   </ds:schemaRefs>
